--- a/docs/SATP_USER_MANUAL_FINAL.docx
+++ b/docs/SATP_USER_MANUAL_FINAL.docx
@@ -37,7 +37,7 @@
       </w:pPr>
       <w:r>
         <w:rPr/>
-        <w:t xml:space="preserve">Version: August 15, 2026</w:t>
+        <w:t xml:space="preserve">Version: August 17, 2026</w:t>
       </w:r>
     </w:p>
     <w:p/>
@@ -609,6 +609,16 @@
     <w:p/>
     <w:p>
       <w:pPr>
+        <w:pStyle w:val="Normal"/>
+      </w:pPr>
+      <w:r>
+        <w:rPr/>
+        <w:t xml:space="preserve">For administrator accounts, SATP automatically selects and filters the page according to the account's academic scope. College scope loads the current College term and shows only College students. SHS scope loads the current SHS term and shows only SHS students. All defaults to the current College term but permits both College and SHS data. The same restriction applies to the transaction table, dashboard totals, student course details, and pending-transaction workbook export.</w:t>
+      </w:r>
+    </w:p>
+    <w:p/>
+    <w:p>
+      <w:pPr>
         <w:pStyle w:val="ListParagraph"/>
       </w:pPr>
       <w:r>
@@ -1193,6 +1203,16 @@
     <w:p/>
     <w:p>
       <w:pPr>
+        <w:pStyle w:val="Normal"/>
+      </w:pPr>
+      <w:r>
+        <w:rPr/>
+        <w:t xml:space="preserve">Administrator academic scope controls the initial period and visible student data in Student Course and Schedule assignment. College administrators see College records, SHS administrators see SHS records, and administrators with All scope see both groups. Scope is enforced by the server and is not only a visual table filter.</w:t>
+      </w:r>
+    </w:p>
+    <w:p/>
+    <w:p>
+      <w:pPr>
         <w:pStyle w:val="Heading2"/>
       </w:pPr>
       <w:r>
@@ -1314,25 +1334,174 @@
       </w:pPr>
       <w:r>
         <w:rPr/>
-        <w:t xml:space="preserve">6. Set the temporary-password and active-account options as required.</w:t>
-      </w:r>
-    </w:p>
-    <w:p>
-      <w:pPr>
-        <w:pStyle w:val="ListParagraph"/>
-      </w:pPr>
-      <w:r>
-        <w:rPr/>
-        <w:t xml:space="preserve">7. For a new account, provide either a temporary password, an institutional email, or both.</w:t>
-      </w:r>
-    </w:p>
-    <w:p>
-      <w:pPr>
-        <w:pStyle w:val="ListParagraph"/>
-      </w:pPr>
-      <w:r>
-        <w:rPr/>
-        <w:t xml:space="preserve">8. Save and confirm the username and institutional email appear correctly in the directory.</w:t>
+        <w:t xml:space="preserve">6. Select the academic scope: College, Senior High School, or All academic groups.</w:t>
+      </w:r>
+    </w:p>
+    <w:p>
+      <w:pPr>
+        <w:pStyle w:val="ListParagraph"/>
+      </w:pPr>
+      <w:r>
+        <w:rPr/>
+        <w:t xml:space="preserve">7. Set the temporary-password and active-account options as required.</w:t>
+      </w:r>
+    </w:p>
+    <w:p>
+      <w:pPr>
+        <w:pStyle w:val="ListParagraph"/>
+      </w:pPr>
+      <w:r>
+        <w:rPr/>
+        <w:t xml:space="preserve">8. For a new account, provide either a temporary password, an institutional email, or both.</w:t>
+      </w:r>
+    </w:p>
+    <w:p>
+      <w:pPr>
+        <w:pStyle w:val="ListParagraph"/>
+      </w:pPr>
+      <w:r>
+        <w:rPr/>
+        <w:t xml:space="preserve">9. Save and confirm the username and institutional email appear correctly in the directory.</w:t>
+      </w:r>
+    </w:p>
+    <w:p/>
+    <w:p>
+      <w:pPr>
+        <w:pStyle w:val="Normal"/>
+      </w:pPr>
+      <w:r>
+        <w:rPr/>
+        <w:t xml:space="preserve">Academic scope determines the default semester and visible student records in Transactions, Student Course, and Schedule assignment:</w:t>
+      </w:r>
+    </w:p>
+    <w:p/>
+    <w:p>
+      <w:pPr>
+        <w:pStyle w:val="ListParagraph"/>
+      </w:pPr>
+      <w:r>
+        <w:rPr/>
+        <w:t xml:space="preserve">• College uses the current College term and College students.</w:t>
+      </w:r>
+    </w:p>
+    <w:p>
+      <w:pPr>
+        <w:pStyle w:val="ListParagraph"/>
+      </w:pPr>
+      <w:r>
+        <w:rPr/>
+        <w:t xml:space="preserve">• Senior High School uses the current SHS term and SHS students.</w:t>
+      </w:r>
+    </w:p>
+    <w:p>
+      <w:pPr>
+        <w:pStyle w:val="ListParagraph"/>
+      </w:pPr>
+      <w:r>
+        <w:rPr/>
+        <w:t xml:space="preserve">• All academic groups defaults to the current College term and permits both groups.</w:t>
+      </w:r>
+    </w:p>
+    <w:p/>
+    <w:p>
+      <w:pPr>
+        <w:pStyle w:val="Normal"/>
+      </w:pPr>
+      <w:r>
+        <w:rPr/>
+        <w:t xml:space="preserve">To import administrator accounts:</w:t>
+      </w:r>
+    </w:p>
+    <w:p/>
+    <w:p>
+      <w:pPr>
+        <w:pStyle w:val="ListParagraph"/>
+      </w:pPr>
+      <w:r>
+        <w:rPr/>
+        <w:t xml:space="preserve">1. Select Import admins.</w:t>
+      </w:r>
+    </w:p>
+    <w:p>
+      <w:pPr>
+        <w:pStyle w:val="ListParagraph"/>
+      </w:pPr>
+      <w:r>
+        <w:rPr/>
+        <w:t xml:space="preserve">2. Download the template when preparing a new workbook.</w:t>
+      </w:r>
+    </w:p>
+    <w:p>
+      <w:pPr>
+        <w:pStyle w:val="ListParagraph"/>
+      </w:pPr>
+      <w:r>
+        <w:rPr/>
+        <w:t xml:space="preserve">3. Supply `username`, `givenname`, `surname`, `gender`, and `permission_id` for every row.</w:t>
+      </w:r>
+    </w:p>
+    <w:p>
+      <w:pPr>
+        <w:pStyle w:val="ListParagraph"/>
+      </w:pPr>
+      <w:r>
+        <w:rPr/>
+        <w:t xml:space="preserve">4. Optionally supply `password`, `middlename`, `google_email`, `admin_academic_scope`, and `is_active`.</w:t>
+      </w:r>
+    </w:p>
+    <w:p>
+      <w:pPr>
+        <w:pStyle w:val="ListParagraph"/>
+      </w:pPr>
+      <w:r>
+        <w:rPr/>
+        <w:t xml:space="preserve">5. Use `COLLEGE`, `SHS`, or `ALL` for `admin_academic_scope`. A blank scope defaults to `ALL`.</w:t>
+      </w:r>
+    </w:p>
+    <w:p>
+      <w:pPr>
+        <w:pStyle w:val="ListParagraph"/>
+      </w:pPr>
+      <w:r>
+        <w:rPr/>
+        <w:t xml:space="preserve">6. Select the workbook and choose Validate file.</w:t>
+      </w:r>
+    </w:p>
+    <w:p>
+      <w:pPr>
+        <w:pStyle w:val="ListParagraph"/>
+      </w:pPr>
+      <w:r>
+        <w:rPr/>
+        <w:t xml:space="preserve">7. Review the Created, Updated, Unchanged, and Errors sections.</w:t>
+      </w:r>
+    </w:p>
+    <w:p>
+      <w:pPr>
+        <w:pStyle w:val="ListParagraph"/>
+      </w:pPr>
+      <w:r>
+        <w:rPr/>
+        <w:t xml:space="preserve">8. Select Run import and keep the page open until processing finishes.</w:t>
+      </w:r>
+    </w:p>
+    <w:p>
+      <w:pPr>
+        <w:pStyle w:val="ListParagraph"/>
+      </w:pPr>
+      <w:r>
+        <w:rPr/>
+        <w:t xml:space="preserve">9. If errors are detected, open the downloaded error workbook, correct the indicated rows, and upload it again.</w:t>
+      </w:r>
+    </w:p>
+    <w:p/>
+    <w:p>
+      <w:pPr>
+        <w:pStyle w:val="Normal"/>
+      </w:pPr>
+      <w:r>
+        <w:rPr/>
+        <w:t xml:space="preserve">Admin imports match existing accounts by username. They create missing administrators, update changed profile, permission, scope, email, and status values, and skip unchanged accounts. Active permissions are accepted except Rater, which is reserved for student accounts. A regular admin import never replaces an existing password, even when the workbook contains a password; the password is only used when creating a new account.</w:t>
       </w:r>
     </w:p>
     <w:p/>
@@ -2339,6 +2508,16 @@
     <w:p/>
     <w:p>
       <w:pPr>
+        <w:pStyle w:val="Normal"/>
+      </w:pPr>
+      <w:r>
+        <w:rPr/>
+        <w:t xml:space="preserve">For an administrator with All academic groups scope, Transactions, Student Course, and Schedule assignment default to the current College term. The administrator may manually select another available period afterward.</w:t>
+      </w:r>
+    </w:p>
+    <w:p/>
+    <w:p>
+      <w:pPr>
         <w:pStyle w:val="Heading2"/>
       </w:pPr>
       <w:r>
@@ -2579,6 +2758,16 @@
       </w:pPr>
       <w:r>
         <w:rPr/>
+        <w:t xml:space="preserve">The student directory and the student list inside Add student course follow the signed-in administrator's academic scope. SHS scope shows only students whose Program belongs to the SHS Department; College scope shows students from other Departments; All scope shows both. Included and excluded course counts and detail records use the same server-side restriction.</w:t>
+      </w:r>
+    </w:p>
+    <w:p/>
+    <w:p>
+      <w:pPr>
+        <w:pStyle w:val="Normal"/>
+      </w:pPr>
+      <w:r>
+        <w:rPr/>
         <w:t xml:space="preserve">To add an enrollment manually:</w:t>
       </w:r>
     </w:p>
@@ -2899,6 +3088,16 @@
     <w:p/>
     <w:p>
       <w:pPr>
+        <w:pStyle w:val="Normal"/>
+      </w:pPr>
+      <w:r>
+        <w:rPr/>
+        <w:t xml:space="preserve">Schedule rows and student counts follow the signed-in administrator's academic scope. The system identifies the group through each enrolled student's Program and Department: Department code SHS is treated as SHS, and other Department codes are treated as College. Reassign, Dissolve, and Restore requests are restricted by the same rule, including direct API requests.</w:t>
+      </w:r>
+    </w:p>
+    <w:p/>
+    <w:p>
+      <w:pPr>
         <w:pStyle w:val="ListParagraph"/>
       </w:pPr>
       <w:r>
@@ -3941,7 +4140,27 @@
       </w:pPr>
       <w:r>
         <w:rPr/>
+        <w:t xml:space="preserve">Select the account type before selecting a permission. Student accounts automatically use Rater and cannot select an administrator permission. Admin accounts can select any active permission except Rater. Admin accounts also require an academic scope of College, SHS, or All. The account-type and permission rules are also checked during workbook validation.</w:t>
+      </w:r>
+    </w:p>
+    <w:p/>
+    <w:p>
+      <w:pPr>
+        <w:pStyle w:val="Normal"/>
+      </w:pPr>
+      <w:r>
+        <w:rPr/>
         <w:t xml:space="preserve">Use Import users for account creation and profile updates. Existing passwords are always retained. Use Update passwords only for intentional password changes. Use the username-based deactivation workbook to deactivate multiple accounts.</w:t>
+      </w:r>
+    </w:p>
+    <w:p/>
+    <w:p>
+      <w:pPr>
+        <w:pStyle w:val="Normal"/>
+      </w:pPr>
+      <w:r>
+        <w:rPr/>
+        <w:t xml:space="preserve">For User Management imports, the optional admin_academic_scope column accepts COLLEGE, SHS, or ALL. A blank scope for an admin defaults to ALL; student rows always store no administrator scope.</w:t>
       </w:r>
     </w:p>
     <w:p/>

--- a/docs/SATP_USER_MANUAL_FINAL.docx
+++ b/docs/SATP_USER_MANUAL_FINAL.docx
@@ -37,7 +37,7 @@
       </w:pPr>
       <w:r>
         <w:rPr/>
-        <w:t xml:space="preserve">Version: August 17, 2026</w:t>
+        <w:t xml:space="preserve">Version: August 22, 2026</w:t>
       </w:r>
     </w:p>
     <w:p/>
@@ -119,7 +119,7 @@
       </w:pPr>
       <w:r>
         <w:rPr/>
-        <w:t xml:space="preserve">The pages shown in the sidebar depend on the signed-in user's permissions. A user only sees modules their assigned role is allowed to access.</w:t>
+        <w:t xml:space="preserve">The pages shown in the sidebar depend on the signed-in user's permissions. A user only sees modules their assigned role is allowed to access. On every authenticated page, the sidebar expands the active module and highlights the current page.</w:t>
       </w:r>
     </w:p>
     <w:p/>
@@ -817,7 +817,7 @@
       </w:pPr>
       <w:r>
         <w:rPr/>
-        <w:t xml:space="preserve">Select Generate report. Only completed assessments matching the filters are included. Long college and organization names wrap within their report cells.</w:t>
+        <w:t xml:space="preserve">Select Generate report. Only completed assessments matching the filters are included. A teacher who serves both College and SHS is ranked separately under the School and teaching Department associated with each course, using that Department's teaching status. Long College, Department, and organization names wrap within their report cells.</w:t>
       </w:r>
     </w:p>
     <w:p/>
@@ -1002,7 +1002,7 @@
       </w:pPr>
       <w:r>
         <w:rPr/>
-        <w:t xml:space="preserve">Only available completed assessment records matching the filters are included. Teacher names include available prefixes and suffixes.</w:t>
+        <w:t xml:space="preserve">Only available completed assessment records matching the filters are included. Teacher names include available prefixes and suffixes. For a teacher assigned to multiple Departments, SATP attributes each result to the teaching Department recorded for that course and uses the teaching status configured for that Department.</w:t>
       </w:r>
     </w:p>
     <w:p/>
@@ -1070,10 +1070,37 @@
       </w:pPr>
       <w:r>
         <w:rPr/>
-        <w:t xml:space="preserve">Maintenance pages are only available to roles with maintenance permission. The system currently includes:</w:t>
-      </w:r>
-    </w:p>
-    <w:p/>
+        <w:t xml:space="preserve">Maintenance pages are only available to roles with maintenance permission. The system currently includes the following pages in sidebar order:</w:t>
+      </w:r>
+    </w:p>
+    <w:p/>
+    <w:p>
+      <w:pPr>
+        <w:pStyle w:val="ListParagraph"/>
+      </w:pPr>
+      <w:r>
+        <w:rPr/>
+        <w:t xml:space="preserve">• Admin</w:t>
+      </w:r>
+    </w:p>
+    <w:p>
+      <w:pPr>
+        <w:pStyle w:val="ListParagraph"/>
+      </w:pPr>
+      <w:r>
+        <w:rPr/>
+        <w:t xml:space="preserve">• Category</w:t>
+      </w:r>
+    </w:p>
+    <w:p>
+      <w:pPr>
+        <w:pStyle w:val="ListParagraph"/>
+      </w:pPr>
+      <w:r>
+        <w:rPr/>
+        <w:t xml:space="preserve">• School</w:t>
+      </w:r>
+    </w:p>
     <w:p>
       <w:pPr>
         <w:pStyle w:val="ListParagraph"/>
@@ -1107,6 +1134,69 @@
       </w:pPr>
       <w:r>
         <w:rPr/>
+        <w:t xml:space="preserve">• Item</w:t>
+      </w:r>
+    </w:p>
+    <w:p>
+      <w:pPr>
+        <w:pStyle w:val="ListParagraph"/>
+      </w:pPr>
+      <w:r>
+        <w:rPr/>
+        <w:t xml:space="preserve">• Room</w:t>
+      </w:r>
+    </w:p>
+    <w:p>
+      <w:pPr>
+        <w:pStyle w:val="ListParagraph"/>
+      </w:pPr>
+      <w:r>
+        <w:rPr/>
+        <w:t xml:space="preserve">• School year</w:t>
+      </w:r>
+    </w:p>
+    <w:p>
+      <w:pPr>
+        <w:pStyle w:val="ListParagraph"/>
+      </w:pPr>
+      <w:r>
+        <w:rPr/>
+        <w:t xml:space="preserve">• Semester</w:t>
+      </w:r>
+    </w:p>
+    <w:p>
+      <w:pPr>
+        <w:pStyle w:val="ListParagraph"/>
+      </w:pPr>
+      <w:r>
+        <w:rPr/>
+        <w:t xml:space="preserve">• Student</w:t>
+      </w:r>
+    </w:p>
+    <w:p>
+      <w:pPr>
+        <w:pStyle w:val="ListParagraph"/>
+      </w:pPr>
+      <w:r>
+        <w:rPr/>
+        <w:t xml:space="preserve">• Student Course</w:t>
+      </w:r>
+    </w:p>
+    <w:p>
+      <w:pPr>
+        <w:pStyle w:val="ListParagraph"/>
+      </w:pPr>
+      <w:r>
+        <w:rPr/>
+        <w:t xml:space="preserve">• Schedule assignment</w:t>
+      </w:r>
+    </w:p>
+    <w:p>
+      <w:pPr>
+        <w:pStyle w:val="ListParagraph"/>
+      </w:pPr>
+      <w:r>
+        <w:rPr/>
         <w:t xml:space="preserve">• Course</w:t>
       </w:r>
     </w:p>
@@ -1117,87 +1207,6 @@
       <w:r>
         <w:rPr/>
         <w:t xml:space="preserve">• Teacher</w:t>
-      </w:r>
-    </w:p>
-    <w:p>
-      <w:pPr>
-        <w:pStyle w:val="ListParagraph"/>
-      </w:pPr>
-      <w:r>
-        <w:rPr/>
-        <w:t xml:space="preserve">• Student</w:t>
-      </w:r>
-    </w:p>
-    <w:p>
-      <w:pPr>
-        <w:pStyle w:val="ListParagraph"/>
-      </w:pPr>
-      <w:r>
-        <w:rPr/>
-        <w:t xml:space="preserve">• Admin</w:t>
-      </w:r>
-    </w:p>
-    <w:p>
-      <w:pPr>
-        <w:pStyle w:val="ListParagraph"/>
-      </w:pPr>
-      <w:r>
-        <w:rPr/>
-        <w:t xml:space="preserve">• School year</w:t>
-      </w:r>
-    </w:p>
-    <w:p>
-      <w:pPr>
-        <w:pStyle w:val="ListParagraph"/>
-      </w:pPr>
-      <w:r>
-        <w:rPr/>
-        <w:t xml:space="preserve">• Semester</w:t>
-      </w:r>
-    </w:p>
-    <w:p>
-      <w:pPr>
-        <w:pStyle w:val="ListParagraph"/>
-      </w:pPr>
-      <w:r>
-        <w:rPr/>
-        <w:t xml:space="preserve">• Room</w:t>
-      </w:r>
-    </w:p>
-    <w:p>
-      <w:pPr>
-        <w:pStyle w:val="ListParagraph"/>
-      </w:pPr>
-      <w:r>
-        <w:rPr/>
-        <w:t xml:space="preserve">• Category</w:t>
-      </w:r>
-    </w:p>
-    <w:p>
-      <w:pPr>
-        <w:pStyle w:val="ListParagraph"/>
-      </w:pPr>
-      <w:r>
-        <w:rPr/>
-        <w:t xml:space="preserve">• Item</w:t>
-      </w:r>
-    </w:p>
-    <w:p>
-      <w:pPr>
-        <w:pStyle w:val="ListParagraph"/>
-      </w:pPr>
-      <w:r>
-        <w:rPr/>
-        <w:t xml:space="preserve">• Student Course</w:t>
-      </w:r>
-    </w:p>
-    <w:p>
-      <w:pPr>
-        <w:pStyle w:val="ListParagraph"/>
-      </w:pPr>
-      <w:r>
-        <w:rPr/>
-        <w:t xml:space="preserve">• Schedule assignment</w:t>
       </w:r>
     </w:p>
     <w:p/>
@@ -1649,7 +1658,7 @@
       </w:pPr>
       <w:r>
         <w:rPr/>
-        <w:t xml:space="preserve">College</w:t>
+        <w:t xml:space="preserve">School</w:t>
       </w:r>
     </w:p>
     <w:p>
@@ -1701,45 +1710,45 @@
           <w:sz w:val="18"/>
           <w:szCs w:val="18"/>
         </w:rPr>
-        <w:t xml:space="preserve">Figure 9. College maintenance page</w:t>
-      </w:r>
-    </w:p>
-    <w:p/>
-    <w:p>
-      <w:pPr>
-        <w:pStyle w:val="Normal"/>
-      </w:pPr>
-      <w:r>
-        <w:rPr/>
-        <w:t xml:space="preserve">To add or edit a College:</w:t>
-      </w:r>
-    </w:p>
-    <w:p/>
-    <w:p>
-      <w:pPr>
-        <w:pStyle w:val="ListParagraph"/>
-      </w:pPr>
-      <w:r>
-        <w:rPr/>
-        <w:t xml:space="preserve">1. Open Maintenance &gt; College.</w:t>
-      </w:r>
-    </w:p>
-    <w:p>
-      <w:pPr>
-        <w:pStyle w:val="ListParagraph"/>
-      </w:pPr>
-      <w:r>
-        <w:rPr/>
-        <w:t xml:space="preserve">2. Select Add college, or select Edit beside an existing row.</w:t>
-      </w:r>
-    </w:p>
-    <w:p>
-      <w:pPr>
-        <w:pStyle w:val="ListParagraph"/>
-      </w:pPr>
-      <w:r>
-        <w:rPr/>
-        <w:t xml:space="preserve">3. Enter the College code and name.</w:t>
+        <w:t xml:space="preserve">Figure 9. School maintenance page</w:t>
+      </w:r>
+    </w:p>
+    <w:p/>
+    <w:p>
+      <w:pPr>
+        <w:pStyle w:val="Normal"/>
+      </w:pPr>
+      <w:r>
+        <w:rPr/>
+        <w:t xml:space="preserve">School is the top level of the academic hierarchy. It separates academic groups such as College and Senior High School and lets future schools be added without changing the Student Course import workflow.</w:t>
+      </w:r>
+    </w:p>
+    <w:p/>
+    <w:p>
+      <w:pPr>
+        <w:pStyle w:val="ListParagraph"/>
+      </w:pPr>
+      <w:r>
+        <w:rPr/>
+        <w:t xml:space="preserve">1. Open Maintenance &gt; School.</w:t>
+      </w:r>
+    </w:p>
+    <w:p>
+      <w:pPr>
+        <w:pStyle w:val="ListParagraph"/>
+      </w:pPr>
+      <w:r>
+        <w:rPr/>
+        <w:t xml:space="preserve">2. Select Add school, or select Edit beside an existing row.</w:t>
+      </w:r>
+    </w:p>
+    <w:p>
+      <w:pPr>
+        <w:pStyle w:val="ListParagraph"/>
+      </w:pPr>
+      <w:r>
+        <w:rPr/>
+        <w:t xml:space="preserve">3. Enter the unique School code and name.</w:t>
       </w:r>
     </w:p>
     <w:p>
@@ -1767,7 +1776,7 @@
       </w:pPr>
       <w:r>
         <w:rPr/>
-        <w:t xml:space="preserve">For bulk work, use Import file, select the Excel workbook, validate the rows, and confirm the import. Departments should only be assigned after their parent College exists.</w:t>
+        <w:t xml:space="preserve">Assign every College to the correct School. When a School is activated or deactivated, SATP asks for confirmation and applies the same status to the Colleges, Departments, and Programs below it.</w:t>
       </w:r>
     </w:p>
     <w:p/>
@@ -1777,7 +1786,7 @@
       </w:pPr>
       <w:r>
         <w:rPr/>
-        <w:t xml:space="preserve">Program</w:t>
+        <w:t xml:space="preserve">College</w:t>
       </w:r>
     </w:p>
     <w:p>
@@ -1829,72 +1838,82 @@
           <w:sz w:val="18"/>
           <w:szCs w:val="18"/>
         </w:rPr>
-        <w:t xml:space="preserve">Figure 10. Program maintenance page</w:t>
-      </w:r>
-    </w:p>
-    <w:p/>
-    <w:p>
-      <w:pPr>
-        <w:pStyle w:val="ListParagraph"/>
-      </w:pPr>
-      <w:r>
-        <w:rPr/>
-        <w:t xml:space="preserve">1. Open Maintenance &gt; Program.</w:t>
-      </w:r>
-    </w:p>
-    <w:p>
-      <w:pPr>
-        <w:pStyle w:val="ListParagraph"/>
-      </w:pPr>
-      <w:r>
-        <w:rPr/>
-        <w:t xml:space="preserve">2. Select Add program or edit a row.</w:t>
-      </w:r>
-    </w:p>
-    <w:p>
-      <w:pPr>
-        <w:pStyle w:val="ListParagraph"/>
-      </w:pPr>
-      <w:r>
-        <w:rPr/>
-        <w:t xml:space="preserve">3. Enter the Program code and name.</w:t>
-      </w:r>
-    </w:p>
-    <w:p>
-      <w:pPr>
-        <w:pStyle w:val="ListParagraph"/>
-      </w:pPr>
-      <w:r>
-        <w:rPr/>
-        <w:t xml:space="preserve">4. Select the correct Department.</w:t>
-      </w:r>
-    </w:p>
-    <w:p>
-      <w:pPr>
-        <w:pStyle w:val="ListParagraph"/>
-      </w:pPr>
-      <w:r>
-        <w:rPr/>
-        <w:t xml:space="preserve">5. Set the active status and save.</w:t>
-      </w:r>
-    </w:p>
-    <w:p>
-      <w:pPr>
-        <w:pStyle w:val="ListParagraph"/>
-      </w:pPr>
-      <w:r>
-        <w:rPr/>
-        <w:t xml:space="preserve">6. Confirm the Program appears under the intended Department.</w:t>
-      </w:r>
-    </w:p>
-    <w:p/>
-    <w:p>
-      <w:pPr>
-        <w:pStyle w:val="Normal"/>
-      </w:pPr>
-      <w:r>
-        <w:rPr/>
-        <w:t xml:space="preserve">Use the Program import for bulk changes. Create Colleges and Departments first so every Program can be linked correctly.</w:t>
+        <w:t xml:space="preserve">Figure 10. College maintenance page</w:t>
+      </w:r>
+    </w:p>
+    <w:p/>
+    <w:p>
+      <w:pPr>
+        <w:pStyle w:val="Normal"/>
+      </w:pPr>
+      <w:r>
+        <w:rPr/>
+        <w:t xml:space="preserve">To add or edit a College:</w:t>
+      </w:r>
+    </w:p>
+    <w:p/>
+    <w:p>
+      <w:pPr>
+        <w:pStyle w:val="ListParagraph"/>
+      </w:pPr>
+      <w:r>
+        <w:rPr/>
+        <w:t xml:space="preserve">1. Open Maintenance &gt; College.</w:t>
+      </w:r>
+    </w:p>
+    <w:p>
+      <w:pPr>
+        <w:pStyle w:val="ListParagraph"/>
+      </w:pPr>
+      <w:r>
+        <w:rPr/>
+        <w:t xml:space="preserve">2. Select Add college, or select Edit beside an existing row.</w:t>
+      </w:r>
+    </w:p>
+    <w:p>
+      <w:pPr>
+        <w:pStyle w:val="ListParagraph"/>
+      </w:pPr>
+      <w:r>
+        <w:rPr/>
+        <w:t xml:space="preserve">3. Enter the College code and name.</w:t>
+      </w:r>
+    </w:p>
+    <w:p>
+      <w:pPr>
+        <w:pStyle w:val="ListParagraph"/>
+      </w:pPr>
+      <w:r>
+        <w:rPr/>
+        <w:t xml:space="preserve">4. Select the correct parent School.</w:t>
+      </w:r>
+    </w:p>
+    <w:p>
+      <w:pPr>
+        <w:pStyle w:val="ListParagraph"/>
+      </w:pPr>
+      <w:r>
+        <w:rPr/>
+        <w:t xml:space="preserve">5. Set its active status.</w:t>
+      </w:r>
+    </w:p>
+    <w:p>
+      <w:pPr>
+        <w:pStyle w:val="ListParagraph"/>
+      </w:pPr>
+      <w:r>
+        <w:rPr/>
+        <w:t xml:space="preserve">6. Save and verify the School and College shown in the row.</w:t>
+      </w:r>
+    </w:p>
+    <w:p/>
+    <w:p>
+      <w:pPr>
+        <w:pStyle w:val="Normal"/>
+      </w:pPr>
+      <w:r>
+        <w:rPr/>
+        <w:t xml:space="preserve">For bulk work, use Import file, select the Excel workbook, validate the rows, and confirm the import. Departments should only be assigned after their parent College exists.</w:t>
       </w:r>
     </w:p>
     <w:p/>
@@ -2031,7 +2050,7 @@
       </w:pPr>
       <w:r>
         <w:rPr/>
-        <w:t xml:space="preserve">Item</w:t>
+        <w:t xml:space="preserve">Program</w:t>
       </w:r>
     </w:p>
     <w:p>
@@ -2083,44 +2102,44 @@
           <w:sz w:val="18"/>
           <w:szCs w:val="18"/>
         </w:rPr>
-        <w:t xml:space="preserve">Figure 12. Item maintenance page</w:t>
-      </w:r>
-    </w:p>
-    <w:p/>
-    <w:p>
-      <w:pPr>
-        <w:pStyle w:val="ListParagraph"/>
-      </w:pPr>
-      <w:r>
-        <w:rPr/>
-        <w:t xml:space="preserve">1. Open Maintenance &gt; Item.</w:t>
-      </w:r>
-    </w:p>
-    <w:p>
-      <w:pPr>
-        <w:pStyle w:val="ListParagraph"/>
-      </w:pPr>
-      <w:r>
-        <w:rPr/>
-        <w:t xml:space="preserve">2. Select Add item or edit an item.</w:t>
-      </w:r>
-    </w:p>
-    <w:p>
-      <w:pPr>
-        <w:pStyle w:val="ListParagraph"/>
-      </w:pPr>
-      <w:r>
-        <w:rPr/>
-        <w:t xml:space="preserve">3. Enter the item number and question text.</w:t>
-      </w:r>
-    </w:p>
-    <w:p>
-      <w:pPr>
-        <w:pStyle w:val="ListParagraph"/>
-      </w:pPr>
-      <w:r>
-        <w:rPr/>
-        <w:t xml:space="preserve">4. Select the correct Category.</w:t>
+        <w:t xml:space="preserve">Figure 12. Program maintenance page</w:t>
+      </w:r>
+    </w:p>
+    <w:p/>
+    <w:p>
+      <w:pPr>
+        <w:pStyle w:val="ListParagraph"/>
+      </w:pPr>
+      <w:r>
+        <w:rPr/>
+        <w:t xml:space="preserve">1. Open Maintenance &gt; Program.</w:t>
+      </w:r>
+    </w:p>
+    <w:p>
+      <w:pPr>
+        <w:pStyle w:val="ListParagraph"/>
+      </w:pPr>
+      <w:r>
+        <w:rPr/>
+        <w:t xml:space="preserve">2. Select Add program or edit a row.</w:t>
+      </w:r>
+    </w:p>
+    <w:p>
+      <w:pPr>
+        <w:pStyle w:val="ListParagraph"/>
+      </w:pPr>
+      <w:r>
+        <w:rPr/>
+        <w:t xml:space="preserve">3. Enter the Program code and name.</w:t>
+      </w:r>
+    </w:p>
+    <w:p>
+      <w:pPr>
+        <w:pStyle w:val="ListParagraph"/>
+      </w:pPr>
+      <w:r>
+        <w:rPr/>
+        <w:t xml:space="preserve">4. Select the correct Department.</w:t>
       </w:r>
     </w:p>
     <w:p>
@@ -2138,17 +2157,17 @@
       </w:pPr>
       <w:r>
         <w:rPr/>
-        <w:t xml:space="preserve">6. Confirm the item number, question, and Category in the table.</w:t>
-      </w:r>
-    </w:p>
-    <w:p/>
-    <w:p>
-      <w:pPr>
-        <w:pStyle w:val="Normal"/>
-      </w:pPr>
-      <w:r>
-        <w:rPr/>
-        <w:t xml:space="preserve">When importing items, all referenced Categories must already exist. Avoid duplicate item numbers within the intended assessment structure, and preview updates before applying them.</w:t>
+        <w:t xml:space="preserve">6. Confirm the Program appears under the intended Department.</w:t>
+      </w:r>
+    </w:p>
+    <w:p/>
+    <w:p>
+      <w:pPr>
+        <w:pStyle w:val="Normal"/>
+      </w:pPr>
+      <w:r>
+        <w:rPr/>
+        <w:t xml:space="preserve">Use the Program import for bulk changes. Create Colleges and Departments first so every Program can be linked correctly.</w:t>
       </w:r>
     </w:p>
     <w:p/>
@@ -2158,7 +2177,7 @@
       </w:pPr>
       <w:r>
         <w:rPr/>
-        <w:t xml:space="preserve">Room</w:t>
+        <w:t xml:space="preserve">Item</w:t>
       </w:r>
     </w:p>
     <w:p>
@@ -2210,63 +2229,72 @@
           <w:sz w:val="18"/>
           <w:szCs w:val="18"/>
         </w:rPr>
-        <w:t xml:space="preserve">Figure 13. Room maintenance page</w:t>
-      </w:r>
-    </w:p>
-    <w:p/>
-    <w:p>
-      <w:pPr>
-        <w:pStyle w:val="ListParagraph"/>
-      </w:pPr>
-      <w:r>
-        <w:rPr/>
-        <w:t xml:space="preserve">1. Open Maintenance &gt; Room.</w:t>
-      </w:r>
-    </w:p>
-    <w:p>
-      <w:pPr>
-        <w:pStyle w:val="ListParagraph"/>
-      </w:pPr>
-      <w:r>
-        <w:rPr/>
-        <w:t xml:space="preserve">2. Select Add room or edit an existing room.</w:t>
-      </w:r>
-    </w:p>
-    <w:p>
-      <w:pPr>
-        <w:pStyle w:val="ListParagraph"/>
-      </w:pPr>
-      <w:r>
-        <w:rPr/>
-        <w:t xml:space="preserve">3. Enter the room name or code.</w:t>
-      </w:r>
-    </w:p>
-    <w:p>
-      <w:pPr>
-        <w:pStyle w:val="ListParagraph"/>
-      </w:pPr>
-      <w:r>
-        <w:rPr/>
-        <w:t xml:space="preserve">4. Set the active status and save.</w:t>
-      </w:r>
-    </w:p>
-    <w:p>
-      <w:pPr>
-        <w:pStyle w:val="ListParagraph"/>
-      </w:pPr>
-      <w:r>
-        <w:rPr/>
-        <w:t xml:space="preserve">5. Confirm the room appears in search results.</w:t>
-      </w:r>
-    </w:p>
-    <w:p/>
-    <w:p>
-      <w:pPr>
-        <w:pStyle w:val="Normal"/>
-      </w:pPr>
-      <w:r>
-        <w:rPr/>
-        <w:t xml:space="preserve">For multiple rooms, upload the Excel workbook, review all validation groups, and run the import.</w:t>
+        <w:t xml:space="preserve">Figure 13. Item maintenance page</w:t>
+      </w:r>
+    </w:p>
+    <w:p/>
+    <w:p>
+      <w:pPr>
+        <w:pStyle w:val="ListParagraph"/>
+      </w:pPr>
+      <w:r>
+        <w:rPr/>
+        <w:t xml:space="preserve">1. Open Maintenance &gt; Item.</w:t>
+      </w:r>
+    </w:p>
+    <w:p>
+      <w:pPr>
+        <w:pStyle w:val="ListParagraph"/>
+      </w:pPr>
+      <w:r>
+        <w:rPr/>
+        <w:t xml:space="preserve">2. Select Add item or edit an item.</w:t>
+      </w:r>
+    </w:p>
+    <w:p>
+      <w:pPr>
+        <w:pStyle w:val="ListParagraph"/>
+      </w:pPr>
+      <w:r>
+        <w:rPr/>
+        <w:t xml:space="preserve">3. Enter the item number and question text.</w:t>
+      </w:r>
+    </w:p>
+    <w:p>
+      <w:pPr>
+        <w:pStyle w:val="ListParagraph"/>
+      </w:pPr>
+      <w:r>
+        <w:rPr/>
+        <w:t xml:space="preserve">4. Select the correct Category.</w:t>
+      </w:r>
+    </w:p>
+    <w:p>
+      <w:pPr>
+        <w:pStyle w:val="ListParagraph"/>
+      </w:pPr>
+      <w:r>
+        <w:rPr/>
+        <w:t xml:space="preserve">5. Set the active status and save.</w:t>
+      </w:r>
+    </w:p>
+    <w:p>
+      <w:pPr>
+        <w:pStyle w:val="ListParagraph"/>
+      </w:pPr>
+      <w:r>
+        <w:rPr/>
+        <w:t xml:space="preserve">6. Confirm the item number, question, and Category in the table.</w:t>
+      </w:r>
+    </w:p>
+    <w:p/>
+    <w:p>
+      <w:pPr>
+        <w:pStyle w:val="Normal"/>
+      </w:pPr>
+      <w:r>
+        <w:rPr/>
+        <w:t xml:space="preserve">When importing items, all referenced Categories must already exist. Avoid duplicate item numbers within the intended assessment structure, and preview updates before applying them.</w:t>
       </w:r>
     </w:p>
     <w:p/>
@@ -2276,7 +2304,7 @@
       </w:pPr>
       <w:r>
         <w:rPr/>
-        <w:t xml:space="preserve">School year</w:t>
+        <w:t xml:space="preserve">Room</w:t>
       </w:r>
     </w:p>
     <w:p>
@@ -2328,63 +2356,63 @@
           <w:sz w:val="18"/>
           <w:szCs w:val="18"/>
         </w:rPr>
-        <w:t xml:space="preserve">Figure 14. School Year maintenance page</w:t>
-      </w:r>
-    </w:p>
-    <w:p/>
-    <w:p>
-      <w:pPr>
-        <w:pStyle w:val="ListParagraph"/>
-      </w:pPr>
-      <w:r>
-        <w:rPr/>
-        <w:t xml:space="preserve">1. Open Maintenance &gt; School year.</w:t>
-      </w:r>
-    </w:p>
-    <w:p>
-      <w:pPr>
-        <w:pStyle w:val="ListParagraph"/>
-      </w:pPr>
-      <w:r>
-        <w:rPr/>
-        <w:t xml:space="preserve">2. Select Add school year or edit an existing period.</w:t>
-      </w:r>
-    </w:p>
-    <w:p>
-      <w:pPr>
-        <w:pStyle w:val="ListParagraph"/>
-      </w:pPr>
-      <w:r>
-        <w:rPr/>
-        <w:t xml:space="preserve">3. Enter the school-year label in the institution's standard format.</w:t>
-      </w:r>
-    </w:p>
-    <w:p>
-      <w:pPr>
-        <w:pStyle w:val="ListParagraph"/>
-      </w:pPr>
-      <w:r>
-        <w:rPr/>
-        <w:t xml:space="preserve">4. Set the active status.</w:t>
-      </w:r>
-    </w:p>
-    <w:p>
-      <w:pPr>
-        <w:pStyle w:val="ListParagraph"/>
-      </w:pPr>
-      <w:r>
-        <w:rPr/>
-        <w:t xml:space="preserve">5. Save and verify the result.</w:t>
-      </w:r>
-    </w:p>
-    <w:p/>
-    <w:p>
-      <w:pPr>
-        <w:pStyle w:val="Normal"/>
-      </w:pPr>
-      <w:r>
-        <w:rPr/>
-        <w:t xml:space="preserve">More than one historical school year can remain in use, but the active flag determines the current default where applicable. Confirm the intended period before changing status.</w:t>
+        <w:t xml:space="preserve">Figure 14. Room maintenance page</w:t>
+      </w:r>
+    </w:p>
+    <w:p/>
+    <w:p>
+      <w:pPr>
+        <w:pStyle w:val="ListParagraph"/>
+      </w:pPr>
+      <w:r>
+        <w:rPr/>
+        <w:t xml:space="preserve">1. Open Maintenance &gt; Room.</w:t>
+      </w:r>
+    </w:p>
+    <w:p>
+      <w:pPr>
+        <w:pStyle w:val="ListParagraph"/>
+      </w:pPr>
+      <w:r>
+        <w:rPr/>
+        <w:t xml:space="preserve">2. Select Add room or edit an existing room.</w:t>
+      </w:r>
+    </w:p>
+    <w:p>
+      <w:pPr>
+        <w:pStyle w:val="ListParagraph"/>
+      </w:pPr>
+      <w:r>
+        <w:rPr/>
+        <w:t xml:space="preserve">3. Enter the room name or code.</w:t>
+      </w:r>
+    </w:p>
+    <w:p>
+      <w:pPr>
+        <w:pStyle w:val="ListParagraph"/>
+      </w:pPr>
+      <w:r>
+        <w:rPr/>
+        <w:t xml:space="preserve">4. Set the active status and save.</w:t>
+      </w:r>
+    </w:p>
+    <w:p>
+      <w:pPr>
+        <w:pStyle w:val="ListParagraph"/>
+      </w:pPr>
+      <w:r>
+        <w:rPr/>
+        <w:t xml:space="preserve">5. Confirm the room appears in search results.</w:t>
+      </w:r>
+    </w:p>
+    <w:p/>
+    <w:p>
+      <w:pPr>
+        <w:pStyle w:val="Normal"/>
+      </w:pPr>
+      <w:r>
+        <w:rPr/>
+        <w:t xml:space="preserve">For multiple rooms, upload the Excel workbook, review all validation groups, and run the import.</w:t>
       </w:r>
     </w:p>
     <w:p/>
@@ -2394,7 +2422,7 @@
       </w:pPr>
       <w:r>
         <w:rPr/>
-        <w:t xml:space="preserve">Semester</w:t>
+        <w:t xml:space="preserve">School year</w:t>
       </w:r>
     </w:p>
     <w:p>
@@ -2446,35 +2474,35 @@
           <w:sz w:val="18"/>
           <w:szCs w:val="18"/>
         </w:rPr>
-        <w:t xml:space="preserve">Figure 15. Semester maintenance page</w:t>
-      </w:r>
-    </w:p>
-    <w:p/>
-    <w:p>
-      <w:pPr>
-        <w:pStyle w:val="ListParagraph"/>
-      </w:pPr>
-      <w:r>
-        <w:rPr/>
-        <w:t xml:space="preserve">1. Open Maintenance &gt; Semester.</w:t>
-      </w:r>
-    </w:p>
-    <w:p>
-      <w:pPr>
-        <w:pStyle w:val="ListParagraph"/>
-      </w:pPr>
-      <w:r>
-        <w:rPr/>
-        <w:t xml:space="preserve">2. Select Add semester or edit a row.</w:t>
-      </w:r>
-    </w:p>
-    <w:p>
-      <w:pPr>
-        <w:pStyle w:val="ListParagraph"/>
-      </w:pPr>
-      <w:r>
-        <w:rPr/>
-        <w:t xml:space="preserve">3. Enter the semester name.</w:t>
+        <w:t xml:space="preserve">Figure 15. School Year maintenance page</w:t>
+      </w:r>
+    </w:p>
+    <w:p/>
+    <w:p>
+      <w:pPr>
+        <w:pStyle w:val="ListParagraph"/>
+      </w:pPr>
+      <w:r>
+        <w:rPr/>
+        <w:t xml:space="preserve">1. Open Maintenance &gt; School year.</w:t>
+      </w:r>
+    </w:p>
+    <w:p>
+      <w:pPr>
+        <w:pStyle w:val="ListParagraph"/>
+      </w:pPr>
+      <w:r>
+        <w:rPr/>
+        <w:t xml:space="preserve">2. Select Add school year or edit an existing period.</w:t>
+      </w:r>
+    </w:p>
+    <w:p>
+      <w:pPr>
+        <w:pStyle w:val="ListParagraph"/>
+      </w:pPr>
+      <w:r>
+        <w:rPr/>
+        <w:t xml:space="preserve">3. Enter the school-year label in the institution's standard format.</w:t>
       </w:r>
     </w:p>
     <w:p>
@@ -2502,17 +2530,7 @@
       </w:pPr>
       <w:r>
         <w:rPr/>
-        <w:t xml:space="preserve">The system can retain multiple semesters. College uses its active semester, while SHS can independently use First, Second, or Third Term. Transaction, student rating, Student Course, and schedule pages resolve the current period for the applicable academic group.</w:t>
-      </w:r>
-    </w:p>
-    <w:p/>
-    <w:p>
-      <w:pPr>
-        <w:pStyle w:val="Normal"/>
-      </w:pPr>
-      <w:r>
-        <w:rPr/>
-        <w:t xml:space="preserve">For an administrator with All academic groups scope, Transactions, Student Course, and Schedule assignment default to the current College term. The administrator may manually select another available period afterward.</w:t>
+        <w:t xml:space="preserve">More than one historical school year can remain in use, but the active flag determines the current default where applicable. Confirm the intended period before changing status.</w:t>
       </w:r>
     </w:p>
     <w:p/>
@@ -2522,7 +2540,7 @@
       </w:pPr>
       <w:r>
         <w:rPr/>
-        <w:t xml:space="preserve">Student</w:t>
+        <w:t xml:space="preserve">Semester</w:t>
       </w:r>
     </w:p>
     <w:p>
@@ -2574,109 +2592,73 @@
           <w:sz w:val="18"/>
           <w:szCs w:val="18"/>
         </w:rPr>
-        <w:t xml:space="preserve">Figure 16. Student maintenance page</w:t>
-      </w:r>
-    </w:p>
-    <w:p/>
-    <w:p>
-      <w:pPr>
-        <w:pStyle w:val="ListParagraph"/>
-      </w:pPr>
-      <w:r>
-        <w:rPr/>
-        <w:t xml:space="preserve">1. Open Maintenance &gt; Student.</w:t>
-      </w:r>
-    </w:p>
-    <w:p>
-      <w:pPr>
-        <w:pStyle w:val="ListParagraph"/>
-      </w:pPr>
-      <w:r>
-        <w:rPr/>
-        <w:t xml:space="preserve">2. Select Add student or edit a student.</w:t>
-      </w:r>
-    </w:p>
-    <w:p>
-      <w:pPr>
-        <w:pStyle w:val="ListParagraph"/>
-      </w:pPr>
-      <w:r>
-        <w:rPr/>
-        <w:t xml:space="preserve">3. Enter the username or student ID number.</w:t>
-      </w:r>
-    </w:p>
-    <w:p>
-      <w:pPr>
-        <w:pStyle w:val="ListParagraph"/>
-      </w:pPr>
-      <w:r>
-        <w:rPr/>
-        <w:t xml:space="preserve">4. Enter the student's name and required profile information.</w:t>
-      </w:r>
-    </w:p>
-    <w:p>
-      <w:pPr>
-        <w:pStyle w:val="ListParagraph"/>
-      </w:pPr>
-      <w:r>
-        <w:rPr/>
-        <w:t xml:space="preserve">5. Select the Program and year level.</w:t>
-      </w:r>
-    </w:p>
-    <w:p>
-      <w:pPr>
-        <w:pStyle w:val="ListParagraph"/>
-      </w:pPr>
-      <w:r>
-        <w:rPr/>
-        <w:t xml:space="preserve">6. Enter the optional institutional Google email when Google login should be available.</w:t>
-      </w:r>
-    </w:p>
-    <w:p>
-      <w:pPr>
-        <w:pStyle w:val="ListParagraph"/>
-      </w:pPr>
-      <w:r>
-        <w:rPr/>
-        <w:t xml:space="preserve">7. For a new account, enter either a password or an institutional email. A student without institutional email requires a password.</w:t>
-      </w:r>
-    </w:p>
-    <w:p>
-      <w:pPr>
-        <w:pStyle w:val="ListParagraph"/>
-      </w:pPr>
-      <w:r>
-        <w:rPr/>
-        <w:t xml:space="preserve">8. Set the account status and save.</w:t>
-      </w:r>
-    </w:p>
-    <w:p>
-      <w:pPr>
-        <w:pStyle w:val="ListParagraph"/>
-      </w:pPr>
-      <w:r>
-        <w:rPr/>
-        <w:t xml:space="preserve">9. Search by username to verify the account.</w:t>
-      </w:r>
-    </w:p>
-    <w:p/>
-    <w:p>
-      <w:pPr>
-        <w:pStyle w:val="Normal"/>
-      </w:pPr>
-      <w:r>
-        <w:rPr/>
-        <w:t xml:space="preserve">For workbook uploads, google_email is optional. A password is required only for a new student without an institutional email. A regular student import never changes an existing password, even when the workbook contains a password; use the dedicated password-update import to change it. Existing accounts are updated only when imported values differ, and unchanged students are skipped.</w:t>
-      </w:r>
-    </w:p>
-    <w:p/>
-    <w:p>
-      <w:pPr>
-        <w:pStyle w:val="Normal"/>
-      </w:pPr>
-      <w:r>
-        <w:rPr/>
-        <w:t xml:space="preserve">Use Export students to create an import-ready XLSX file with columns in this order: username, password, surname, givenname, middlename, google_email, year_level, gender, and course_code. The password column is intentionally blank. Exported numeric year levels use labels such as 1st Year, 2nd Year, and 3rd Year.</w:t>
+        <w:t xml:space="preserve">Figure 16. Semester maintenance page</w:t>
+      </w:r>
+    </w:p>
+    <w:p/>
+    <w:p>
+      <w:pPr>
+        <w:pStyle w:val="ListParagraph"/>
+      </w:pPr>
+      <w:r>
+        <w:rPr/>
+        <w:t xml:space="preserve">1. Open Maintenance &gt; Semester.</w:t>
+      </w:r>
+    </w:p>
+    <w:p>
+      <w:pPr>
+        <w:pStyle w:val="ListParagraph"/>
+      </w:pPr>
+      <w:r>
+        <w:rPr/>
+        <w:t xml:space="preserve">2. Select Add semester or edit a row.</w:t>
+      </w:r>
+    </w:p>
+    <w:p>
+      <w:pPr>
+        <w:pStyle w:val="ListParagraph"/>
+      </w:pPr>
+      <w:r>
+        <w:rPr/>
+        <w:t xml:space="preserve">3. Enter the semester name.</w:t>
+      </w:r>
+    </w:p>
+    <w:p>
+      <w:pPr>
+        <w:pStyle w:val="ListParagraph"/>
+      </w:pPr>
+      <w:r>
+        <w:rPr/>
+        <w:t xml:space="preserve">4. Set the active status.</w:t>
+      </w:r>
+    </w:p>
+    <w:p>
+      <w:pPr>
+        <w:pStyle w:val="ListParagraph"/>
+      </w:pPr>
+      <w:r>
+        <w:rPr/>
+        <w:t xml:space="preserve">5. Save and verify the result.</w:t>
+      </w:r>
+    </w:p>
+    <w:p/>
+    <w:p>
+      <w:pPr>
+        <w:pStyle w:val="Normal"/>
+      </w:pPr>
+      <w:r>
+        <w:rPr/>
+        <w:t xml:space="preserve">The system can retain multiple semesters. College uses its active semester, while SHS can independently use First, Second, or Third Term. Transaction, student rating, Student Course, and schedule pages resolve the current period for the applicable academic group.</w:t>
+      </w:r>
+    </w:p>
+    <w:p/>
+    <w:p>
+      <w:pPr>
+        <w:pStyle w:val="Normal"/>
+      </w:pPr>
+      <w:r>
+        <w:rPr/>
+        <w:t xml:space="preserve">For an administrator with All academic groups scope, Transactions, Student Course, and Schedule assignment default to the current College term. The administrator may manually select another available period afterward.</w:t>
       </w:r>
     </w:p>
     <w:p/>
@@ -2686,7 +2668,7 @@
       </w:pPr>
       <w:r>
         <w:rPr/>
-        <w:t xml:space="preserve">Student Course maintenance</w:t>
+        <w:t xml:space="preserve">Student</w:t>
       </w:r>
     </w:p>
     <w:p>
@@ -2738,279 +2720,109 @@
           <w:sz w:val="18"/>
           <w:szCs w:val="18"/>
         </w:rPr>
-        <w:t xml:space="preserve">Figure 17. Student Course maintenance page</w:t>
-      </w:r>
-    </w:p>
-    <w:p/>
-    <w:p>
-      <w:pPr>
-        <w:pStyle w:val="Normal"/>
-      </w:pPr>
-      <w:r>
-        <w:rPr/>
-        <w:t xml:space="preserve">Use this page to assign courses and schedules to students or import enrollment workbooks. Teacher matching during import uses the teacher's first and last name. An existing enrollment is detected using its academic assignment details and is not created again.</w:t>
-      </w:r>
-    </w:p>
-    <w:p/>
-    <w:p>
-      <w:pPr>
-        <w:pStyle w:val="Normal"/>
-      </w:pPr>
-      <w:r>
-        <w:rPr/>
-        <w:t xml:space="preserve">The student directory and the student list inside Add student course follow the signed-in administrator's academic scope. SHS scope shows only students whose Program belongs to the SHS Department; College scope shows students from other Departments; All scope shows both. Included and excluded course counts and detail records use the same server-side restriction.</w:t>
-      </w:r>
-    </w:p>
-    <w:p/>
-    <w:p>
-      <w:pPr>
-        <w:pStyle w:val="Normal"/>
-      </w:pPr>
-      <w:r>
-        <w:rPr/>
-        <w:t xml:space="preserve">To add an enrollment manually:</w:t>
-      </w:r>
-    </w:p>
-    <w:p/>
-    <w:p>
-      <w:pPr>
-        <w:pStyle w:val="ListParagraph"/>
-      </w:pPr>
-      <w:r>
-        <w:rPr/>
-        <w:t xml:space="preserve">1. Open Maintenance &gt; Student Course.</w:t>
-      </w:r>
-    </w:p>
-    <w:p>
-      <w:pPr>
-        <w:pStyle w:val="ListParagraph"/>
-      </w:pPr>
-      <w:r>
-        <w:rPr/>
-        <w:t xml:space="preserve">2. Select the school year and semester to load.</w:t>
-      </w:r>
-    </w:p>
-    <w:p>
-      <w:pPr>
-        <w:pStyle w:val="ListParagraph"/>
-      </w:pPr>
-      <w:r>
-        <w:rPr/>
-        <w:t xml:space="preserve">3. Search for and select the student.</w:t>
-      </w:r>
-    </w:p>
-    <w:p>
-      <w:pPr>
-        <w:pStyle w:val="ListParagraph"/>
-      </w:pPr>
-      <w:r>
-        <w:rPr/>
-        <w:t xml:space="preserve">4. Select Add student course.</w:t>
-      </w:r>
-    </w:p>
-    <w:p>
-      <w:pPr>
-        <w:pStyle w:val="ListParagraph"/>
-      </w:pPr>
-      <w:r>
-        <w:rPr/>
-        <w:t xml:space="preserve">5. Select the Course, teacher, schedule code, and other required assignment information.</w:t>
-      </w:r>
-    </w:p>
-    <w:p>
-      <w:pPr>
-        <w:pStyle w:val="ListParagraph"/>
-      </w:pPr>
-      <w:r>
-        <w:rPr/>
-        <w:t xml:space="preserve">6. Use the search field inside the teacher dropdown when needed.</w:t>
-      </w:r>
-    </w:p>
-    <w:p>
-      <w:pPr>
-        <w:pStyle w:val="ListParagraph"/>
-      </w:pPr>
-      <w:r>
-        <w:rPr/>
-        <w:t xml:space="preserve">7. Review the selected period and assignment.</w:t>
-      </w:r>
-    </w:p>
-    <w:p>
-      <w:pPr>
-        <w:pStyle w:val="ListParagraph"/>
-      </w:pPr>
-      <w:r>
-        <w:rPr/>
-        <w:t xml:space="preserve">8. Save and wait for the success confirmation.</w:t>
-      </w:r>
-    </w:p>
-    <w:p>
-      <w:pPr>
-        <w:pStyle w:val="ListParagraph"/>
-      </w:pPr>
-      <w:r>
-        <w:rPr/>
-        <w:t xml:space="preserve">9. Open the student's course list and verify the enrollment.</w:t>
-      </w:r>
-    </w:p>
-    <w:p/>
-    <w:p>
-      <w:pPr>
-        <w:pStyle w:val="Normal"/>
-      </w:pPr>
-      <w:r>
-        <w:rPr/>
-        <w:t xml:space="preserve">To edit or exclude an enrollment:</w:t>
-      </w:r>
-    </w:p>
-    <w:p/>
-    <w:p>
-      <w:pPr>
-        <w:pStyle w:val="ListParagraph"/>
-      </w:pPr>
-      <w:r>
-        <w:rPr/>
-        <w:t xml:space="preserve">1. Load the correct period and student.</w:t>
-      </w:r>
-    </w:p>
-    <w:p>
-      <w:pPr>
-        <w:pStyle w:val="ListParagraph"/>
-      </w:pPr>
-      <w:r>
-        <w:rPr/>
-        <w:t xml:space="preserve">2. Open the student's assigned courses.</w:t>
-      </w:r>
-    </w:p>
-    <w:p>
-      <w:pPr>
-        <w:pStyle w:val="ListParagraph"/>
-      </w:pPr>
-      <w:r>
-        <w:rPr/>
-        <w:t xml:space="preserve">3. Select the action for the target enrollment.</w:t>
-      </w:r>
-    </w:p>
-    <w:p>
-      <w:pPr>
-        <w:pStyle w:val="ListParagraph"/>
-      </w:pPr>
-      <w:r>
-        <w:rPr/>
-        <w:t xml:space="preserve">4. Correct the assignment, exclude the course with a reason, or use Restore on the Excluded courses tab.</w:t>
-      </w:r>
-    </w:p>
-    <w:p>
-      <w:pPr>
-        <w:pStyle w:val="ListParagraph"/>
-      </w:pPr>
-      <w:r>
-        <w:rPr/>
-        <w:t xml:space="preserve">5. Save and verify the updated row.</w:t>
-      </w:r>
-    </w:p>
-    <w:p/>
-    <w:p>
-      <w:pPr>
-        <w:pStyle w:val="Normal"/>
-      </w:pPr>
-      <w:r>
-        <w:rPr/>
-        <w:t xml:space="preserve">To upload enrollments:</w:t>
-      </w:r>
-    </w:p>
-    <w:p/>
-    <w:p>
-      <w:pPr>
-        <w:pStyle w:val="ListParagraph"/>
-      </w:pPr>
-      <w:r>
-        <w:rPr/>
-        <w:t xml:space="preserve">1. Select Import file and choose the workbook.</w:t>
-      </w:r>
-    </w:p>
-    <w:p>
-      <w:pPr>
-        <w:pStyle w:val="ListParagraph"/>
-      </w:pPr>
-      <w:r>
-        <w:rPr/>
-        <w:t xml:space="preserve">2. Keep the validation modal open while the progress indicator advances.</w:t>
-      </w:r>
-    </w:p>
-    <w:p>
-      <w:pPr>
-        <w:pStyle w:val="ListParagraph"/>
-      </w:pPr>
-      <w:r>
-        <w:rPr/>
-        <w:t xml:space="preserve">3. Review created, updated, unchanged, and error enrollments.</w:t>
-      </w:r>
-    </w:p>
-    <w:p>
-      <w:pPr>
-        <w:pStyle w:val="ListParagraph"/>
-      </w:pPr>
-      <w:r>
-        <w:rPr/>
-        <w:t xml:space="preserve">4. Confirm that repeated enrollments are listed as unchanged rather than new.</w:t>
-      </w:r>
-    </w:p>
-    <w:p>
-      <w:pPr>
-        <w:pStyle w:val="ListParagraph"/>
-      </w:pPr>
-      <w:r>
-        <w:rPr/>
-        <w:t xml:space="preserve">5. Correct ambiguous teachers or invalid references in the workbook.</w:t>
-      </w:r>
-    </w:p>
-    <w:p>
-      <w:pPr>
-        <w:pStyle w:val="ListParagraph"/>
-      </w:pPr>
-      <w:r>
-        <w:rPr/>
-        <w:t xml:space="preserve">6. Select the import action and wait for the completion totals.</w:t>
-      </w:r>
-    </w:p>
-    <w:p>
-      <w:pPr>
-        <w:pStyle w:val="ListParagraph"/>
-      </w:pPr>
-      <w:r>
-        <w:rPr/>
-        <w:t xml:space="preserve">7. Verify a sample of imported students and schedule codes in the table.</w:t>
-      </w:r>
-    </w:p>
-    <w:p/>
-    <w:p>
-      <w:pPr>
-        <w:pStyle w:val="Normal"/>
-      </w:pPr>
-      <w:r>
-        <w:rPr/>
-        <w:t xml:space="preserve">Student Course upload logs identify students by username and identify assignments by schedule code rather than internal database IDs.</w:t>
-      </w:r>
-    </w:p>
-    <w:p/>
-    <w:p>
-      <w:pPr>
-        <w:pStyle w:val="Normal"/>
-      </w:pPr>
-      <w:r>
-        <w:rPr/>
-        <w:t xml:space="preserve">Before workbook validation, Student Course refreshes its database references so recently added students, teachers, Programs, Courses, and Rooms can be recognized without refreshing the browser. If a Course or Room from the configured server view is missing locally, the import creates it from SubjectCode and Description, or RoomCode, before creating the enrollment.</w:t>
-      </w:r>
-    </w:p>
-    <w:p/>
-    <w:p>
-      <w:pPr>
-        <w:pStyle w:val="Normal"/>
-      </w:pPr>
-      <w:r>
-        <w:rPr/>
-        <w:t xml:space="preserve">For CHS students, one schedule code can have multiple assigned teachers and produces one rating opportunity per teacher. For non-CHS students, a schedule code has one teacher; importing a different teacher updates that assignment.</w:t>
+        <w:t xml:space="preserve">Figure 17. Student maintenance page</w:t>
+      </w:r>
+    </w:p>
+    <w:p/>
+    <w:p>
+      <w:pPr>
+        <w:pStyle w:val="ListParagraph"/>
+      </w:pPr>
+      <w:r>
+        <w:rPr/>
+        <w:t xml:space="preserve">1. Open Maintenance &gt; Student.</w:t>
+      </w:r>
+    </w:p>
+    <w:p>
+      <w:pPr>
+        <w:pStyle w:val="ListParagraph"/>
+      </w:pPr>
+      <w:r>
+        <w:rPr/>
+        <w:t xml:space="preserve">2. Select Add student or edit a student.</w:t>
+      </w:r>
+    </w:p>
+    <w:p>
+      <w:pPr>
+        <w:pStyle w:val="ListParagraph"/>
+      </w:pPr>
+      <w:r>
+        <w:rPr/>
+        <w:t xml:space="preserve">3. Enter the username or student ID number.</w:t>
+      </w:r>
+    </w:p>
+    <w:p>
+      <w:pPr>
+        <w:pStyle w:val="ListParagraph"/>
+      </w:pPr>
+      <w:r>
+        <w:rPr/>
+        <w:t xml:space="preserve">4. Enter the student's name and required profile information.</w:t>
+      </w:r>
+    </w:p>
+    <w:p>
+      <w:pPr>
+        <w:pStyle w:val="ListParagraph"/>
+      </w:pPr>
+      <w:r>
+        <w:rPr/>
+        <w:t xml:space="preserve">5. Select the Program and year level.</w:t>
+      </w:r>
+    </w:p>
+    <w:p>
+      <w:pPr>
+        <w:pStyle w:val="ListParagraph"/>
+      </w:pPr>
+      <w:r>
+        <w:rPr/>
+        <w:t xml:space="preserve">6. Enter the optional institutional Google email when Google login should be available.</w:t>
+      </w:r>
+    </w:p>
+    <w:p>
+      <w:pPr>
+        <w:pStyle w:val="ListParagraph"/>
+      </w:pPr>
+      <w:r>
+        <w:rPr/>
+        <w:t xml:space="preserve">7. For a new account, enter either a password or an institutional email. A student without institutional email requires a password.</w:t>
+      </w:r>
+    </w:p>
+    <w:p>
+      <w:pPr>
+        <w:pStyle w:val="ListParagraph"/>
+      </w:pPr>
+      <w:r>
+        <w:rPr/>
+        <w:t xml:space="preserve">8. Set the account status and save.</w:t>
+      </w:r>
+    </w:p>
+    <w:p>
+      <w:pPr>
+        <w:pStyle w:val="ListParagraph"/>
+      </w:pPr>
+      <w:r>
+        <w:rPr/>
+        <w:t xml:space="preserve">9. Search by username to verify the account.</w:t>
+      </w:r>
+    </w:p>
+    <w:p/>
+    <w:p>
+      <w:pPr>
+        <w:pStyle w:val="Normal"/>
+      </w:pPr>
+      <w:r>
+        <w:rPr/>
+        <w:t xml:space="preserve">For workbook uploads, google_email is optional. A password is required only for a new student without an institutional email. A regular student import never changes an existing password, even when the workbook contains a password; use the dedicated password-update import to change it. Existing accounts are updated only when imported values differ, and unchanged students are skipped.</w:t>
+      </w:r>
+    </w:p>
+    <w:p/>
+    <w:p>
+      <w:pPr>
+        <w:pStyle w:val="Normal"/>
+      </w:pPr>
+      <w:r>
+        <w:rPr/>
+        <w:t xml:space="preserve">Use Export students to create an import-ready XLSX file with columns in this order: username, password, surname, givenname, middlename, google_email, year_level, gender, and course_code. The password column is intentionally blank. Exported numeric year levels use labels such as 1st Year, 2nd Year, and 3rd Year.</w:t>
       </w:r>
     </w:p>
     <w:p/>
@@ -3020,7 +2832,7 @@
       </w:pPr>
       <w:r>
         <w:rPr/>
-        <w:t xml:space="preserve">Schedule assignment</w:t>
+        <w:t xml:space="preserve">Student Course maintenance</w:t>
       </w:r>
     </w:p>
     <w:p>
@@ -3072,102 +2884,306 @@
           <w:sz w:val="18"/>
           <w:szCs w:val="18"/>
         </w:rPr>
-        <w:t xml:space="preserve">Figure 18. Schedule assignment page</w:t>
-      </w:r>
-    </w:p>
-    <w:p/>
-    <w:p>
-      <w:pPr>
-        <w:pStyle w:val="Normal"/>
-      </w:pPr>
-      <w:r>
-        <w:rPr/>
-        <w:t xml:space="preserve">Use Schedule assignment to reassign the teacher handling a schedule code or mark a schedule as dissolved.</w:t>
-      </w:r>
-    </w:p>
-    <w:p/>
-    <w:p>
-      <w:pPr>
-        <w:pStyle w:val="Normal"/>
-      </w:pPr>
-      <w:r>
-        <w:rPr/>
-        <w:t xml:space="preserve">Schedule rows and student counts follow the signed-in administrator's academic scope. The system identifies the group through each enrolled student's Program and Department: Department code SHS is treated as SHS, and other Department codes are treated as College. Reassign, Dissolve, and Restore requests are restricted by the same rule, including direct API requests.</w:t>
-      </w:r>
-    </w:p>
-    <w:p/>
-    <w:p>
-      <w:pPr>
-        <w:pStyle w:val="ListParagraph"/>
-      </w:pPr>
-      <w:r>
-        <w:rPr/>
-        <w:t xml:space="preserve">1. Select the school year and semester. The page initially loads the current period.</w:t>
-      </w:r>
-    </w:p>
-    <w:p>
-      <w:pPr>
-        <w:pStyle w:val="ListParagraph"/>
-      </w:pPr>
-      <w:r>
-        <w:rPr/>
-        <w:t xml:space="preserve">2. Search for the schedule code.</w:t>
-      </w:r>
-    </w:p>
-    <w:p>
-      <w:pPr>
-        <w:pStyle w:val="ListParagraph"/>
-      </w:pPr>
-      <w:r>
-        <w:rPr/>
-        <w:t xml:space="preserve">3. Select Reassign.</w:t>
-      </w:r>
-    </w:p>
-    <w:p>
-      <w:pPr>
-        <w:pStyle w:val="ListParagraph"/>
-      </w:pPr>
-      <w:r>
-        <w:rPr/>
-        <w:t xml:space="preserve">4. Open the teacher dropdown and use its internal search field.</w:t>
-      </w:r>
-    </w:p>
-    <w:p>
-      <w:pPr>
-        <w:pStyle w:val="ListParagraph"/>
-      </w:pPr>
-      <w:r>
-        <w:rPr/>
-        <w:t xml:space="preserve">5. Select the new teacher.</w:t>
-      </w:r>
-    </w:p>
-    <w:p>
-      <w:pPr>
-        <w:pStyle w:val="ListParagraph"/>
-      </w:pPr>
-      <w:r>
-        <w:rPr/>
-        <w:t xml:space="preserve">6. Confirm the reassignment and wait for the loading and success messages.</w:t>
-      </w:r>
-    </w:p>
-    <w:p/>
-    <w:p>
-      <w:pPr>
-        <w:pStyle w:val="Normal"/>
-      </w:pPr>
-      <w:r>
-        <w:rPr/>
-        <w:t xml:space="preserve">The current teacher is excluded from the replacement list. The table and activity log display teacher names with available prefixes and suffixes.</w:t>
-      </w:r>
-    </w:p>
-    <w:p/>
-    <w:p>
-      <w:pPr>
-        <w:pStyle w:val="Normal"/>
-      </w:pPr>
-      <w:r>
-        <w:rPr/>
-        <w:t xml:space="preserve">To dissolve a schedule, select Dissolve and confirm in the SATP modal. Dissolved schedules are excluded from student rating lists, transaction course totals, rating calculations, institutional results, and ranking results, including ratings submitted before the schedule was dissolved. Select Restore and confirm to reverse the action.</w:t>
+        <w:t xml:space="preserve">Figure 18. Student Course maintenance page</w:t>
+      </w:r>
+    </w:p>
+    <w:p/>
+    <w:p>
+      <w:pPr>
+        <w:pStyle w:val="Normal"/>
+      </w:pPr>
+      <w:r>
+        <w:rPr/>
+        <w:t xml:space="preserve">Use this page to assign courses and schedules to students or import enrollment workbooks. Teacher matching during import uses the teacher's first and last name. An existing enrollment is detected using its academic assignment details and is not created again.</w:t>
+      </w:r>
+    </w:p>
+    <w:p/>
+    <w:p>
+      <w:pPr>
+        <w:pStyle w:val="Normal"/>
+      </w:pPr>
+      <w:r>
+        <w:rPr/>
+        <w:t xml:space="preserve">The student directory and the student list inside Add student course follow the signed-in administrator's academic scope. SHS scope shows students whose Program belongs to the SHS School; College scope shows students under College Schools; All scope shows both. Included and excluded course counts and detail records use the same server-side restriction.</w:t>
+      </w:r>
+    </w:p>
+    <w:p/>
+    <w:p>
+      <w:pPr>
+        <w:pStyle w:val="Normal"/>
+      </w:pPr>
+      <w:r>
+        <w:rPr/>
+        <w:t xml:space="preserve">To add an enrollment manually:</w:t>
+      </w:r>
+    </w:p>
+    <w:p/>
+    <w:p>
+      <w:pPr>
+        <w:pStyle w:val="ListParagraph"/>
+      </w:pPr>
+      <w:r>
+        <w:rPr/>
+        <w:t xml:space="preserve">1. Open Maintenance &gt; Student Course.</w:t>
+      </w:r>
+    </w:p>
+    <w:p>
+      <w:pPr>
+        <w:pStyle w:val="ListParagraph"/>
+      </w:pPr>
+      <w:r>
+        <w:rPr/>
+        <w:t xml:space="preserve">2. Select the school year and semester to load.</w:t>
+      </w:r>
+    </w:p>
+    <w:p>
+      <w:pPr>
+        <w:pStyle w:val="ListParagraph"/>
+      </w:pPr>
+      <w:r>
+        <w:rPr/>
+        <w:t xml:space="preserve">3. Search for and select the student.</w:t>
+      </w:r>
+    </w:p>
+    <w:p>
+      <w:pPr>
+        <w:pStyle w:val="ListParagraph"/>
+      </w:pPr>
+      <w:r>
+        <w:rPr/>
+        <w:t xml:space="preserve">4. Select Add student course.</w:t>
+      </w:r>
+    </w:p>
+    <w:p>
+      <w:pPr>
+        <w:pStyle w:val="ListParagraph"/>
+      </w:pPr>
+      <w:r>
+        <w:rPr/>
+        <w:t xml:space="preserve">5. Confirm the School displayed for the selected student. SATP derives the School and teaching Department from the student's Program for both College and SHS students; no manual Department selection is required.</w:t>
+      </w:r>
+    </w:p>
+    <w:p>
+      <w:pPr>
+        <w:pStyle w:val="ListParagraph"/>
+      </w:pPr>
+      <w:r>
+        <w:rPr/>
+        <w:t xml:space="preserve">6. Select the Course, teacher, schedule code, and other required assignment information.</w:t>
+      </w:r>
+    </w:p>
+    <w:p>
+      <w:pPr>
+        <w:pStyle w:val="ListParagraph"/>
+      </w:pPr>
+      <w:r>
+        <w:rPr/>
+        <w:t xml:space="preserve">7. Use the search field inside the teacher dropdown when needed. Only teachers assigned to the student's School and required teaching Department are accepted.</w:t>
+      </w:r>
+    </w:p>
+    <w:p>
+      <w:pPr>
+        <w:pStyle w:val="ListParagraph"/>
+      </w:pPr>
+      <w:r>
+        <w:rPr/>
+        <w:t xml:space="preserve">8. Review the selected period and assignment.</w:t>
+      </w:r>
+    </w:p>
+    <w:p>
+      <w:pPr>
+        <w:pStyle w:val="ListParagraph"/>
+      </w:pPr>
+      <w:r>
+        <w:rPr/>
+        <w:t xml:space="preserve">9. Save and wait for the success confirmation.</w:t>
+      </w:r>
+    </w:p>
+    <w:p>
+      <w:pPr>
+        <w:pStyle w:val="ListParagraph"/>
+      </w:pPr>
+      <w:r>
+        <w:rPr/>
+        <w:t xml:space="preserve">10. Open the student's course list and verify the enrollment.</w:t>
+      </w:r>
+    </w:p>
+    <w:p/>
+    <w:p>
+      <w:pPr>
+        <w:pStyle w:val="Normal"/>
+      </w:pPr>
+      <w:r>
+        <w:rPr/>
+        <w:t xml:space="preserve">To edit or exclude an enrollment:</w:t>
+      </w:r>
+    </w:p>
+    <w:p/>
+    <w:p>
+      <w:pPr>
+        <w:pStyle w:val="ListParagraph"/>
+      </w:pPr>
+      <w:r>
+        <w:rPr/>
+        <w:t xml:space="preserve">1. Load the correct period and student.</w:t>
+      </w:r>
+    </w:p>
+    <w:p>
+      <w:pPr>
+        <w:pStyle w:val="ListParagraph"/>
+      </w:pPr>
+      <w:r>
+        <w:rPr/>
+        <w:t xml:space="preserve">2. Open the student's assigned courses.</w:t>
+      </w:r>
+    </w:p>
+    <w:p>
+      <w:pPr>
+        <w:pStyle w:val="ListParagraph"/>
+      </w:pPr>
+      <w:r>
+        <w:rPr/>
+        <w:t xml:space="preserve">3. Select the action for the target enrollment.</w:t>
+      </w:r>
+    </w:p>
+    <w:p>
+      <w:pPr>
+        <w:pStyle w:val="ListParagraph"/>
+      </w:pPr>
+      <w:r>
+        <w:rPr/>
+        <w:t xml:space="preserve">4. Correct the assignment, exclude the course with a reason, or use Restore on the Excluded courses tab.</w:t>
+      </w:r>
+    </w:p>
+    <w:p>
+      <w:pPr>
+        <w:pStyle w:val="ListParagraph"/>
+      </w:pPr>
+      <w:r>
+        <w:rPr/>
+        <w:t xml:space="preserve">5. Save and verify the updated row.</w:t>
+      </w:r>
+    </w:p>
+    <w:p/>
+    <w:p>
+      <w:pPr>
+        <w:pStyle w:val="Normal"/>
+      </w:pPr>
+      <w:r>
+        <w:rPr/>
+        <w:t xml:space="preserve">To upload enrollments:</w:t>
+      </w:r>
+    </w:p>
+    <w:p/>
+    <w:p>
+      <w:pPr>
+        <w:pStyle w:val="ListParagraph"/>
+      </w:pPr>
+      <w:r>
+        <w:rPr/>
+        <w:t xml:space="preserve">1. Select Import file.</w:t>
+      </w:r>
+    </w:p>
+    <w:p>
+      <w:pPr>
+        <w:pStyle w:val="ListParagraph"/>
+      </w:pPr>
+      <w:r>
+        <w:rPr/>
+        <w:t xml:space="preserve">2. Select the School represented by the workbook. The choices come from active School maintenance records and are limited by the administrator's allowed academic group.</w:t>
+      </w:r>
+    </w:p>
+    <w:p>
+      <w:pPr>
+        <w:pStyle w:val="ListParagraph"/>
+      </w:pPr>
+      <w:r>
+        <w:rPr/>
+        <w:t xml:space="preserve">3. Choose the workbook and begin validation.</w:t>
+      </w:r>
+    </w:p>
+    <w:p>
+      <w:pPr>
+        <w:pStyle w:val="ListParagraph"/>
+      </w:pPr>
+      <w:r>
+        <w:rPr/>
+        <w:t xml:space="preserve">4. Keep the validation modal open while the row and enrollment-group progress indicators advance.</w:t>
+      </w:r>
+    </w:p>
+    <w:p>
+      <w:pPr>
+        <w:pStyle w:val="ListParagraph"/>
+      </w:pPr>
+      <w:r>
+        <w:rPr/>
+        <w:t xml:space="preserve">5. Review created, updated, unchanged, and error enrollments.</w:t>
+      </w:r>
+    </w:p>
+    <w:p>
+      <w:pPr>
+        <w:pStyle w:val="ListParagraph"/>
+      </w:pPr>
+      <w:r>
+        <w:rPr/>
+        <w:t xml:space="preserve">6. Confirm that repeated enrollments are listed as unchanged rather than new.</w:t>
+      </w:r>
+    </w:p>
+    <w:p>
+      <w:pPr>
+        <w:pStyle w:val="ListParagraph"/>
+      </w:pPr>
+      <w:r>
+        <w:rPr/>
+        <w:t xml:space="preserve">7. Correct ambiguous teachers, School mismatches, or invalid references in the workbook.</w:t>
+      </w:r>
+    </w:p>
+    <w:p>
+      <w:pPr>
+        <w:pStyle w:val="ListParagraph"/>
+      </w:pPr>
+      <w:r>
+        <w:rPr/>
+        <w:t xml:space="preserve">8. Select the import action and wait for the completion totals.</w:t>
+      </w:r>
+    </w:p>
+    <w:p>
+      <w:pPr>
+        <w:pStyle w:val="ListParagraph"/>
+      </w:pPr>
+      <w:r>
+        <w:rPr/>
+        <w:t xml:space="preserve">9. Verify a sample of imported students and schedule codes in the table.</w:t>
+      </w:r>
+    </w:p>
+    <w:p/>
+    <w:p>
+      <w:pPr>
+        <w:pStyle w:val="Normal"/>
+      </w:pPr>
+      <w:r>
+        <w:rPr/>
+        <w:t xml:space="preserve">Student Course upload logs identify students by username and identify assignments by schedule code rather than internal database IDs.</w:t>
+      </w:r>
+    </w:p>
+    <w:p/>
+    <w:p>
+      <w:pPr>
+        <w:pStyle w:val="Normal"/>
+      </w:pPr>
+      <w:r>
+        <w:rPr/>
+        <w:t xml:space="preserve">Before workbook validation, Student Course refreshes its database references so recently added Schools, students, teachers, Programs, Courses, and Rooms can be recognized without refreshing the browser. The selected School determines which of a multi-department teacher's assignments is used. If a Course or Room from the configured server view is missing locally, the import creates it from SubjectCode and Description, or RoomCode, before creating the enrollment.</w:t>
+      </w:r>
+    </w:p>
+    <w:p/>
+    <w:p>
+      <w:pPr>
+        <w:pStyle w:val="Normal"/>
+      </w:pPr>
+      <w:r>
+        <w:rPr/>
+        <w:t xml:space="preserve">For CHS students, one schedule code can have multiple assigned teachers and produces one rating opportunity per teacher. For non-CHS students, a schedule code has one teacher; importing a different teacher updates that assignment.</w:t>
       </w:r>
     </w:p>
     <w:p/>
@@ -3177,7 +3193,7 @@
       </w:pPr>
       <w:r>
         <w:rPr/>
-        <w:t xml:space="preserve">Course</w:t>
+        <w:t xml:space="preserve">Schedule assignment</w:t>
       </w:r>
     </w:p>
     <w:p>
@@ -3229,63 +3245,111 @@
           <w:sz w:val="18"/>
           <w:szCs w:val="18"/>
         </w:rPr>
-        <w:t xml:space="preserve">Figure 19. Course maintenance page</w:t>
-      </w:r>
-    </w:p>
-    <w:p/>
-    <w:p>
-      <w:pPr>
-        <w:pStyle w:val="ListParagraph"/>
-      </w:pPr>
-      <w:r>
-        <w:rPr/>
-        <w:t xml:space="preserve">1. Open Maintenance &gt; Course.</w:t>
-      </w:r>
-    </w:p>
-    <w:p>
-      <w:pPr>
-        <w:pStyle w:val="ListParagraph"/>
-      </w:pPr>
-      <w:r>
-        <w:rPr/>
-        <w:t xml:space="preserve">2. Select Add course or edit a row.</w:t>
-      </w:r>
-    </w:p>
-    <w:p>
-      <w:pPr>
-        <w:pStyle w:val="ListParagraph"/>
-      </w:pPr>
-      <w:r>
-        <w:rPr/>
-        <w:t xml:space="preserve">3. Enter the Course code and complete Course name.</w:t>
-      </w:r>
-    </w:p>
-    <w:p>
-      <w:pPr>
-        <w:pStyle w:val="ListParagraph"/>
-      </w:pPr>
-      <w:r>
-        <w:rPr/>
-        <w:t xml:space="preserve">4. Set the active status.</w:t>
-      </w:r>
-    </w:p>
-    <w:p>
-      <w:pPr>
-        <w:pStyle w:val="ListParagraph"/>
-      </w:pPr>
-      <w:r>
-        <w:rPr/>
-        <w:t xml:space="preserve">5. Save and search for the Course code.</w:t>
-      </w:r>
-    </w:p>
-    <w:p/>
-    <w:p>
-      <w:pPr>
-        <w:pStyle w:val="Normal"/>
-      </w:pPr>
-      <w:r>
-        <w:rPr/>
-        <w:t xml:space="preserve">Use unique codes. Long Course names are supported and wrap in tables and reports. The Course workbook import can create new rows, update changed rows, and skip unchanged rows.</w:t>
+        <w:t xml:space="preserve">Figure 19. Schedule assignment page</w:t>
+      </w:r>
+    </w:p>
+    <w:p/>
+    <w:p>
+      <w:pPr>
+        <w:pStyle w:val="Normal"/>
+      </w:pPr>
+      <w:r>
+        <w:rPr/>
+        <w:t xml:space="preserve">Use Schedule assignment to reassign the teacher handling a schedule code or mark a schedule as dissolved.</w:t>
+      </w:r>
+    </w:p>
+    <w:p/>
+    <w:p>
+      <w:pPr>
+        <w:pStyle w:val="Normal"/>
+      </w:pPr>
+      <w:r>
+        <w:rPr/>
+        <w:t xml:space="preserve">Schedule rows and student counts follow the signed-in administrator's academic scope. SATP identifies the academic group through the School linked to each student's Program. Reassign, Dissolve, and Restore requests are restricted by the same School relationship, including direct API requests.</w:t>
+      </w:r>
+    </w:p>
+    <w:p/>
+    <w:p>
+      <w:pPr>
+        <w:pStyle w:val="ListParagraph"/>
+      </w:pPr>
+      <w:r>
+        <w:rPr/>
+        <w:t xml:space="preserve">1. The page initially loads the current period. Select another school year or semester when required, then select Load records.</w:t>
+      </w:r>
+    </w:p>
+    <w:p>
+      <w:pPr>
+        <w:pStyle w:val="ListParagraph"/>
+      </w:pPr>
+      <w:r>
+        <w:rPr/>
+        <w:t xml:space="preserve">2. Search for the schedule code.</w:t>
+      </w:r>
+    </w:p>
+    <w:p>
+      <w:pPr>
+        <w:pStyle w:val="ListParagraph"/>
+      </w:pPr>
+      <w:r>
+        <w:rPr/>
+        <w:t xml:space="preserve">3. Select Reassign.</w:t>
+      </w:r>
+    </w:p>
+    <w:p>
+      <w:pPr>
+        <w:pStyle w:val="ListParagraph"/>
+      </w:pPr>
+      <w:r>
+        <w:rPr/>
+        <w:t xml:space="preserve">4. Verify the School displayed in the reassignment modal.</w:t>
+      </w:r>
+    </w:p>
+    <w:p>
+      <w:pPr>
+        <w:pStyle w:val="ListParagraph"/>
+      </w:pPr>
+      <w:r>
+        <w:rPr/>
+        <w:t xml:space="preserve">5. Open the teacher dropdown and use its internal search field.</w:t>
+      </w:r>
+    </w:p>
+    <w:p>
+      <w:pPr>
+        <w:pStyle w:val="ListParagraph"/>
+      </w:pPr>
+      <w:r>
+        <w:rPr/>
+        <w:t xml:space="preserve">6. Select the new teacher. The list includes active teachers with at least one Department in the same School; it does not unnecessarily limit the list to the schedule's current Department.</w:t>
+      </w:r>
+    </w:p>
+    <w:p>
+      <w:pPr>
+        <w:pStyle w:val="ListParagraph"/>
+      </w:pPr>
+      <w:r>
+        <w:rPr/>
+        <w:t xml:space="preserve">7. Confirm the reassignment and wait for the loading and success messages.</w:t>
+      </w:r>
+    </w:p>
+    <w:p/>
+    <w:p>
+      <w:pPr>
+        <w:pStyle w:val="Normal"/>
+      </w:pPr>
+      <w:r>
+        <w:rPr/>
+        <w:t xml:space="preserve">The current teacher is excluded from the replacement list. The selected teacher must still have a valid Department assignment in the displayed School, and SATP preserves the course's teaching-Department association. The table and activity log display teacher names with available prefixes and suffixes.</w:t>
+      </w:r>
+    </w:p>
+    <w:p/>
+    <w:p>
+      <w:pPr>
+        <w:pStyle w:val="Normal"/>
+      </w:pPr>
+      <w:r>
+        <w:rPr/>
+        <w:t xml:space="preserve">To dissolve a schedule, select Dissolve and confirm in the SATP modal. Dissolved schedules are excluded from student rating lists, transaction course totals, rating calculations, institutional results, and ranking results, including ratings submitted before the schedule was dissolved. Select Restore and confirm to reverse the action.</w:t>
       </w:r>
     </w:p>
     <w:p/>
@@ -3295,7 +3359,7 @@
       </w:pPr>
       <w:r>
         <w:rPr/>
-        <w:t xml:space="preserve">Teacher</w:t>
+        <w:t xml:space="preserve">Course</w:t>
       </w:r>
     </w:p>
     <w:p>
@@ -3347,72 +3411,63 @@
           <w:sz w:val="18"/>
           <w:szCs w:val="18"/>
         </w:rPr>
-        <w:t xml:space="preserve">Figure 20. Teacher maintenance page</w:t>
-      </w:r>
-    </w:p>
-    <w:p/>
-    <w:p>
-      <w:pPr>
-        <w:pStyle w:val="ListParagraph"/>
-      </w:pPr>
-      <w:r>
-        <w:rPr/>
-        <w:t xml:space="preserve">1. Open Maintenance &gt; Teacher.</w:t>
-      </w:r>
-    </w:p>
-    <w:p>
-      <w:pPr>
-        <w:pStyle w:val="ListParagraph"/>
-      </w:pPr>
-      <w:r>
-        <w:rPr/>
-        <w:t xml:space="preserve">2. Select Add teacher or edit a teacher.</w:t>
-      </w:r>
-    </w:p>
-    <w:p>
-      <w:pPr>
-        <w:pStyle w:val="ListParagraph"/>
-      </w:pPr>
-      <w:r>
-        <w:rPr/>
-        <w:t xml:space="preserve">3. Enter the prefix, first name, middle name when applicable, last name, and suffix when applicable.</w:t>
-      </w:r>
-    </w:p>
-    <w:p>
-      <w:pPr>
-        <w:pStyle w:val="ListParagraph"/>
-      </w:pPr>
-      <w:r>
-        <w:rPr/>
-        <w:t xml:space="preserve">4. Select the Department and teaching status.</w:t>
-      </w:r>
-    </w:p>
-    <w:p>
-      <w:pPr>
-        <w:pStyle w:val="ListParagraph"/>
-      </w:pPr>
-      <w:r>
-        <w:rPr/>
-        <w:t xml:space="preserve">5. Set the active status.</w:t>
-      </w:r>
-    </w:p>
-    <w:p>
-      <w:pPr>
-        <w:pStyle w:val="ListParagraph"/>
-      </w:pPr>
-      <w:r>
-        <w:rPr/>
-        <w:t xml:space="preserve">6. Save and verify the fully formatted name in the table.</w:t>
-      </w:r>
-    </w:p>
-    <w:p/>
-    <w:p>
-      <w:pPr>
-        <w:pStyle w:val="Normal"/>
-      </w:pPr>
-      <w:r>
-        <w:rPr/>
-        <w:t xml:space="preserve">Teacher prefix and suffix values appear in schedule assignment, logs, and reports. During import, verify names carefully to prevent duplicate teacher identities.</w:t>
+        <w:t xml:space="preserve">Figure 20. Course maintenance page</w:t>
+      </w:r>
+    </w:p>
+    <w:p/>
+    <w:p>
+      <w:pPr>
+        <w:pStyle w:val="ListParagraph"/>
+      </w:pPr>
+      <w:r>
+        <w:rPr/>
+        <w:t xml:space="preserve">1. Open Maintenance &gt; Course.</w:t>
+      </w:r>
+    </w:p>
+    <w:p>
+      <w:pPr>
+        <w:pStyle w:val="ListParagraph"/>
+      </w:pPr>
+      <w:r>
+        <w:rPr/>
+        <w:t xml:space="preserve">2. Select Add course or edit a row.</w:t>
+      </w:r>
+    </w:p>
+    <w:p>
+      <w:pPr>
+        <w:pStyle w:val="ListParagraph"/>
+      </w:pPr>
+      <w:r>
+        <w:rPr/>
+        <w:t xml:space="preserve">3. Enter the Course code and complete Course name.</w:t>
+      </w:r>
+    </w:p>
+    <w:p>
+      <w:pPr>
+        <w:pStyle w:val="ListParagraph"/>
+      </w:pPr>
+      <w:r>
+        <w:rPr/>
+        <w:t xml:space="preserve">4. Set the active status.</w:t>
+      </w:r>
+    </w:p>
+    <w:p>
+      <w:pPr>
+        <w:pStyle w:val="ListParagraph"/>
+      </w:pPr>
+      <w:r>
+        <w:rPr/>
+        <w:t xml:space="preserve">5. Save and search for the Course code.</w:t>
+      </w:r>
+    </w:p>
+    <w:p/>
+    <w:p>
+      <w:pPr>
+        <w:pStyle w:val="Normal"/>
+      </w:pPr>
+      <w:r>
+        <w:rPr/>
+        <w:t xml:space="preserve">Use unique codes. Long Course names are supported and wrap in tables and reports. The Course workbook import can create new rows, update changed rows, and skip unchanged rows.</w:t>
       </w:r>
     </w:p>
     <w:p/>
@@ -3422,411 +3477,7 @@
       </w:pPr>
       <w:r>
         <w:rPr/>
-        <w:t xml:space="preserve">Common maintenance controls</w:t>
-      </w:r>
-    </w:p>
-    <w:p/>
-    <w:p>
-      <w:pPr>
-        <w:pStyle w:val="Normal"/>
-      </w:pPr>
-      <w:r>
-        <w:rPr/>
-        <w:t xml:space="preserve">Most maintenance pages support the following actions:</w:t>
-      </w:r>
-    </w:p>
-    <w:p/>
-    <w:p>
-      <w:pPr>
-        <w:pStyle w:val="ListParagraph"/>
-      </w:pPr>
-      <w:r>
-        <w:rPr/>
-        <w:t xml:space="preserve">• Search filters the displayed table.</w:t>
-      </w:r>
-    </w:p>
-    <w:p>
-      <w:pPr>
-        <w:pStyle w:val="ListParagraph"/>
-      </w:pPr>
-      <w:r>
-        <w:rPr/>
-        <w:t xml:space="preserve">• Add creates a record.</w:t>
-      </w:r>
-    </w:p>
-    <w:p>
-      <w:pPr>
-        <w:pStyle w:val="ListParagraph"/>
-      </w:pPr>
-      <w:r>
-        <w:rPr/>
-        <w:t xml:space="preserve">• Edit updates a selected record.</w:t>
-      </w:r>
-    </w:p>
-    <w:p>
-      <w:pPr>
-        <w:pStyle w:val="ListParagraph"/>
-      </w:pPr>
-      <w:r>
-        <w:rPr/>
-        <w:t xml:space="preserve">• Show inactive includes inactive records; inactive records are excluded by default.</w:t>
-      </w:r>
-    </w:p>
-    <w:p>
-      <w:pPr>
-        <w:pStyle w:val="ListParagraph"/>
-      </w:pPr>
-      <w:r>
-        <w:rPr/>
-        <w:t xml:space="preserve">• Pagination controls move between result pages.</w:t>
-      </w:r>
-    </w:p>
-    <w:p/>
-    <w:p>
-      <w:pPr>
-        <w:pStyle w:val="Normal"/>
-      </w:pPr>
-      <w:r>
-        <w:rPr/>
-        <w:t xml:space="preserve">Deactivate records that must be retained for history. Only create a replacement record when it represents a genuinely different entity.</w:t>
-      </w:r>
-    </w:p>
-    <w:p/>
-    <w:p>
-      <w:pPr>
-        <w:pStyle w:val="Heading2"/>
-      </w:pPr>
-      <w:r>
-        <w:rPr/>
-        <w:t xml:space="preserve">Add a maintenance record</w:t>
-      </w:r>
-    </w:p>
-    <w:p/>
-    <w:p>
-      <w:pPr>
-        <w:pStyle w:val="ListParagraph"/>
-      </w:pPr>
-      <w:r>
-        <w:rPr/>
-        <w:t xml:space="preserve">1. Open Maintenance and select the required page.</w:t>
-      </w:r>
-    </w:p>
-    <w:p>
-      <w:pPr>
-        <w:pStyle w:val="ListParagraph"/>
-      </w:pPr>
-      <w:r>
-        <w:rPr/>
-        <w:t xml:space="preserve">2. Select the Add or New button above the table.</w:t>
-      </w:r>
-    </w:p>
-    <w:p>
-      <w:pPr>
-        <w:pStyle w:val="ListParagraph"/>
-      </w:pPr>
-      <w:r>
-        <w:rPr/>
-        <w:t xml:space="preserve">3. Complete every required field in the modal.</w:t>
-      </w:r>
-    </w:p>
-    <w:p>
-      <w:pPr>
-        <w:pStyle w:val="ListParagraph"/>
-      </w:pPr>
-      <w:r>
-        <w:rPr/>
-        <w:t xml:space="preserve">4. Set the record to active when it should be immediately available in dropdowns and transactions.</w:t>
-      </w:r>
-    </w:p>
-    <w:p>
-      <w:pPr>
-        <w:pStyle w:val="ListParagraph"/>
-      </w:pPr>
-      <w:r>
-        <w:rPr/>
-        <w:t xml:space="preserve">5. Review spelling, codes, and parent assignments.</w:t>
-      </w:r>
-    </w:p>
-    <w:p>
-      <w:pPr>
-        <w:pStyle w:val="ListParagraph"/>
-      </w:pPr>
-      <w:r>
-        <w:rPr/>
-        <w:t xml:space="preserve">6. Select the modal's save button once.</w:t>
-      </w:r>
-    </w:p>
-    <w:p>
-      <w:pPr>
-        <w:pStyle w:val="ListParagraph"/>
-      </w:pPr>
-      <w:r>
-        <w:rPr/>
-        <w:t xml:space="preserve">7. Wait for the loading indicator to close and verify the success toast.</w:t>
-      </w:r>
-    </w:p>
-    <w:p>
-      <w:pPr>
-        <w:pStyle w:val="ListParagraph"/>
-      </w:pPr>
-      <w:r>
-        <w:rPr/>
-        <w:t xml:space="preserve">8. Search for the new record to confirm it appears in the table.</w:t>
-      </w:r>
-    </w:p>
-    <w:p/>
-    <w:p>
-      <w:pPr>
-        <w:pStyle w:val="Normal"/>
-      </w:pPr>
-      <w:r>
-        <w:rPr/>
-        <w:t xml:space="preserve">If the code or identifying value already exists, edit the existing record instead of creating another one.</w:t>
-      </w:r>
-    </w:p>
-    <w:p/>
-    <w:p>
-      <w:pPr>
-        <w:pStyle w:val="Heading2"/>
-      </w:pPr>
-      <w:r>
-        <w:rPr/>
-        <w:t xml:space="preserve">Edit or change a record's status</w:t>
-      </w:r>
-    </w:p>
-    <w:p/>
-    <w:p>
-      <w:pPr>
-        <w:pStyle w:val="ListParagraph"/>
-      </w:pPr>
-      <w:r>
-        <w:rPr/>
-        <w:t xml:space="preserve">1. Search for the record in the table.</w:t>
-      </w:r>
-    </w:p>
-    <w:p>
-      <w:pPr>
-        <w:pStyle w:val="ListParagraph"/>
-      </w:pPr>
-      <w:r>
-        <w:rPr/>
-        <w:t xml:space="preserve">2. Select its Edit action.</w:t>
-      </w:r>
-    </w:p>
-    <w:p>
-      <w:pPr>
-        <w:pStyle w:val="ListParagraph"/>
-      </w:pPr>
-      <w:r>
-        <w:rPr/>
-        <w:t xml:space="preserve">3. Change only the required fields.</w:t>
-      </w:r>
-    </w:p>
-    <w:p>
-      <w:pPr>
-        <w:pStyle w:val="ListParagraph"/>
-      </w:pPr>
-      <w:r>
-        <w:rPr/>
-        <w:t xml:space="preserve">4. To hide a record from normal use, change its status to inactive instead of renaming it for reuse.</w:t>
-      </w:r>
-    </w:p>
-    <w:p>
-      <w:pPr>
-        <w:pStyle w:val="ListParagraph"/>
-      </w:pPr>
-      <w:r>
-        <w:rPr/>
-        <w:t xml:space="preserve">5. Save the changes and wait for confirmation.</w:t>
-      </w:r>
-    </w:p>
-    <w:p>
-      <w:pPr>
-        <w:pStyle w:val="ListParagraph"/>
-      </w:pPr>
-      <w:r>
-        <w:rPr/>
-        <w:t xml:space="preserve">6. Enable Show inactive when verifying a deactivated record.</w:t>
-      </w:r>
-    </w:p>
-    <w:p/>
-    <w:p>
-      <w:pPr>
-        <w:pStyle w:val="Normal"/>
-      </w:pPr>
-      <w:r>
-        <w:rPr/>
-        <w:t xml:space="preserve">Changes to academic structure can affect later dropdowns and reports. Confirm the correct parent College, Department, or Program before saving.</w:t>
-      </w:r>
-    </w:p>
-    <w:p/>
-    <w:p>
-      <w:pPr>
-        <w:pStyle w:val="Normal"/>
-      </w:pPr>
-      <w:r>
-        <w:rPr/>
-        <w:t xml:space="preserve">Changing a College's active status cascades to its Departments and Programs only when the College status actually changes. Changing a Department's status likewise cascades to linked Programs. Reactivating a parent also reactivates its linked descendants.</w:t>
-      </w:r>
-    </w:p>
-    <w:p/>
-    <w:p>
-      <w:pPr>
-        <w:pStyle w:val="Heading2"/>
-      </w:pPr>
-      <w:r>
-        <w:rPr/>
-        <w:t xml:space="preserve">Import a workbook</w:t>
-      </w:r>
-    </w:p>
-    <w:p/>
-    <w:p>
-      <w:pPr>
-        <w:pStyle w:val="ListParagraph"/>
-      </w:pPr>
-      <w:r>
-        <w:rPr/>
-        <w:t xml:space="preserve">1. Open the required maintenance page.</w:t>
-      </w:r>
-    </w:p>
-    <w:p>
-      <w:pPr>
-        <w:pStyle w:val="ListParagraph"/>
-      </w:pPr>
-      <w:r>
-        <w:rPr/>
-        <w:t xml:space="preserve">2. Select the upload/import action.</w:t>
-      </w:r>
-    </w:p>
-    <w:p>
-      <w:pPr>
-        <w:pStyle w:val="ListParagraph"/>
-      </w:pPr>
-      <w:r>
-        <w:rPr/>
-        <w:t xml:space="preserve">3. Choose the Excel workbook.</w:t>
-      </w:r>
-    </w:p>
-    <w:p>
-      <w:pPr>
-        <w:pStyle w:val="ListParagraph"/>
-      </w:pPr>
-      <w:r>
-        <w:rPr/>
-        <w:t xml:space="preserve">4. Wait while SATP reads and validates the workbook. On Student Course imports, the validation modal displays progress.</w:t>
-      </w:r>
-    </w:p>
-    <w:p>
-      <w:pPr>
-        <w:pStyle w:val="ListParagraph"/>
-      </w:pPr>
-      <w:r>
-        <w:rPr/>
-        <w:t xml:space="preserve">5. Review the import preview:</w:t>
-      </w:r>
-    </w:p>
-    <w:p>
-      <w:pPr>
-        <w:pStyle w:val="Normal"/>
-      </w:pPr>
-      <w:r>
-        <w:rPr/>
-        <w:t xml:space="preserve">   - New/Created means the row will create a record.</w:t>
-      </w:r>
-    </w:p>
-    <w:p>
-      <w:pPr>
-        <w:pStyle w:val="Normal"/>
-      </w:pPr>
-      <w:r>
-        <w:rPr/>
-        <w:t xml:space="preserve">   - Updated means an existing record contains changed data.</w:t>
-      </w:r>
-    </w:p>
-    <w:p>
-      <w:pPr>
-        <w:pStyle w:val="Normal"/>
-      </w:pPr>
-      <w:r>
-        <w:rPr/>
-        <w:t xml:space="preserve">   - Unchanged/Skipped means the row already matches the database.</w:t>
-      </w:r>
-    </w:p>
-    <w:p>
-      <w:pPr>
-        <w:pStyle w:val="Normal"/>
-      </w:pPr>
-      <w:r>
-        <w:rPr/>
-        <w:t xml:space="preserve">   - Error means the row cannot be imported and includes a reason.</w:t>
-      </w:r>
-    </w:p>
-    <w:p>
-      <w:pPr>
-        <w:pStyle w:val="ListParagraph"/>
-      </w:pPr>
-      <w:r>
-        <w:rPr/>
-        <w:t xml:space="preserve">6. Correct errors in the workbook when necessary.</w:t>
-      </w:r>
-    </w:p>
-    <w:p>
-      <w:pPr>
-        <w:pStyle w:val="ListParagraph"/>
-      </w:pPr>
-      <w:r>
-        <w:rPr/>
-        <w:t xml:space="preserve">7. Confirm the import and wait for the completion message.</w:t>
-      </w:r>
-    </w:p>
-    <w:p/>
-    <w:p>
-      <w:pPr>
-        <w:pStyle w:val="Normal"/>
-      </w:pPr>
-      <w:r>
-        <w:rPr/>
-        <w:t xml:space="preserve">Re-uploading an unchanged workbook should not create duplicates or report unchanged rows as updates.</w:t>
-      </w:r>
-    </w:p>
-    <w:p/>
-    <w:p>
-      <w:pPr>
-        <w:pStyle w:val="Heading2"/>
-      </w:pPr>
-      <w:r>
-        <w:rPr/>
-        <w:t xml:space="preserve">Student and admin passwords during import</w:t>
-      </w:r>
-    </w:p>
-    <w:p/>
-    <w:p>
-      <w:pPr>
-        <w:pStyle w:val="Normal"/>
-      </w:pPr>
-      <w:r>
-        <w:rPr/>
-        <w:t xml:space="preserve">New local passwords are securely hashed before storage. A new account may omit its password only when an institutional Google email is supplied. Regular user and student imports preserve every existing password, regardless of whether the workbook password cell is blank or populated. Only the dedicated Update Password import changes existing passwords.</w:t>
-      </w:r>
-    </w:p>
-    <w:p/>
-    <w:p>
-      <w:pPr>
-        <w:pStyle w:val="Heading1"/>
-      </w:pPr>
-      <w:r>
-        <w:rPr/>
-        <w:t xml:space="preserve">8. Users and access</w:t>
-      </w:r>
-    </w:p>
-    <w:p/>
-    <w:p>
-      <w:pPr>
-        <w:pStyle w:val="Heading2"/>
-      </w:pPr>
-      <w:r>
-        <w:rPr/>
-        <w:t xml:space="preserve">Activity log</w:t>
+        <w:t xml:space="preserve">Teacher</w:t>
       </w:r>
     </w:p>
     <w:p>
@@ -3878,100 +3529,101 @@
           <w:sz w:val="18"/>
           <w:szCs w:val="18"/>
         </w:rPr>
-        <w:t xml:space="preserve">Figure 21. Activity log</w:t>
-      </w:r>
-    </w:p>
-    <w:p/>
-    <w:p>
-      <w:pPr>
-        <w:pStyle w:val="Normal"/>
-      </w:pPr>
-      <w:r>
-        <w:rPr/>
-        <w:t xml:space="preserve">The activity log records important actions such as:</w:t>
-      </w:r>
-    </w:p>
-    <w:p/>
-    <w:p>
-      <w:pPr>
-        <w:pStyle w:val="ListParagraph"/>
-      </w:pPr>
-      <w:r>
-        <w:rPr/>
-        <w:t xml:space="preserve">• Login and logout</w:t>
-      </w:r>
-    </w:p>
-    <w:p>
-      <w:pPr>
-        <w:pStyle w:val="ListParagraph"/>
-      </w:pPr>
-      <w:r>
-        <w:rPr/>
-        <w:t xml:space="preserve">• Account and maintenance changes</w:t>
-      </w:r>
-    </w:p>
-    <w:p>
-      <w:pPr>
-        <w:pStyle w:val="ListParagraph"/>
-      </w:pPr>
-      <w:r>
-        <w:rPr/>
-        <w:t xml:space="preserve">• Student assessment submission</w:t>
-      </w:r>
-    </w:p>
-    <w:p>
-      <w:pPr>
-        <w:pStyle w:val="ListParagraph"/>
-      </w:pPr>
-      <w:r>
-        <w:rPr/>
-        <w:t xml:space="preserve">• Student Course uploads</w:t>
-      </w:r>
-    </w:p>
-    <w:p>
-      <w:pPr>
-        <w:pStyle w:val="ListParagraph"/>
-      </w:pPr>
-      <w:r>
-        <w:rPr/>
-        <w:t xml:space="preserve">• Schedule reassignment</w:t>
-      </w:r>
-    </w:p>
-    <w:p>
-      <w:pPr>
-        <w:pStyle w:val="ListParagraph"/>
-      </w:pPr>
-      <w:r>
-        <w:rPr/>
-        <w:t xml:space="preserve">• Rating-access changes</w:t>
-      </w:r>
-    </w:p>
-    <w:p>
-      <w:pPr>
-        <w:pStyle w:val="ListParagraph"/>
-      </w:pPr>
-      <w:r>
-        <w:rPr/>
-        <w:t xml:space="preserve">• Google login</w:t>
-      </w:r>
-    </w:p>
-    <w:p>
-      <w:pPr>
-        <w:pStyle w:val="ListParagraph"/>
-      </w:pPr>
-      <w:r>
-        <w:rPr/>
-        <w:t xml:space="preserve">• Schedule dissolution and restoration</w:t>
-      </w:r>
-    </w:p>
-    <w:p/>
-    <w:p>
-      <w:pPr>
-        <w:pStyle w:val="Normal"/>
-      </w:pPr>
-      <w:r>
-        <w:rPr/>
-        <w:t xml:space="preserve">Use the displayed filters and search field to locate an event. Logs use student usernames, schedule codes, course codes, and formatted teacher names where applicable.</w:t>
+        <w:t xml:space="preserve">Figure 21. Teacher maintenance page</w:t>
+      </w:r>
+    </w:p>
+    <w:p/>
+    <w:p>
+      <w:pPr>
+        <w:pStyle w:val="ListParagraph"/>
+      </w:pPr>
+      <w:r>
+        <w:rPr/>
+        <w:t xml:space="preserve">1. Open Maintenance &gt; Teacher.</w:t>
+      </w:r>
+    </w:p>
+    <w:p>
+      <w:pPr>
+        <w:pStyle w:val="ListParagraph"/>
+      </w:pPr>
+      <w:r>
+        <w:rPr/>
+        <w:t xml:space="preserve">2. Select Add teacher or edit a teacher.</w:t>
+      </w:r>
+    </w:p>
+    <w:p>
+      <w:pPr>
+        <w:pStyle w:val="ListParagraph"/>
+      </w:pPr>
+      <w:r>
+        <w:rPr/>
+        <w:t xml:space="preserve">3. Enter the prefix, first name, middle name when applicable, last name, and suffix when applicable.</w:t>
+      </w:r>
+    </w:p>
+    <w:p>
+      <w:pPr>
+        <w:pStyle w:val="ListParagraph"/>
+      </w:pPr>
+      <w:r>
+        <w:rPr/>
+        <w:t xml:space="preserve">4. Select the primary Department and its teaching status.</w:t>
+      </w:r>
+    </w:p>
+    <w:p>
+      <w:pPr>
+        <w:pStyle w:val="ListParagraph"/>
+      </w:pPr>
+      <w:r>
+        <w:rPr/>
+        <w:t xml:space="preserve">5. Add any additional Departments and select a teaching status for each assignment.</w:t>
+      </w:r>
+    </w:p>
+    <w:p>
+      <w:pPr>
+        <w:pStyle w:val="ListParagraph"/>
+      </w:pPr>
+      <w:r>
+        <w:rPr/>
+        <w:t xml:space="preserve">6. Set the active status.</w:t>
+      </w:r>
+    </w:p>
+    <w:p>
+      <w:pPr>
+        <w:pStyle w:val="ListParagraph"/>
+      </w:pPr>
+      <w:r>
+        <w:rPr/>
+        <w:t xml:space="preserve">7. Save and verify the fully formatted name and Department assignments in the table.</w:t>
+      </w:r>
+    </w:p>
+    <w:p/>
+    <w:p>
+      <w:pPr>
+        <w:pStyle w:val="Normal"/>
+      </w:pPr>
+      <w:r>
+        <w:rPr/>
+        <w:t xml:space="preserve">One teacher record can belong to multiple Departments, including Departments in different Schools. Teaching status is stored per Department, so a teacher may be Full Time in one Department and Part Time in another. Do not create a second teacher name with a marker such as (SHS) merely to represent another Department.</w:t>
+      </w:r>
+    </w:p>
+    <w:p/>
+    <w:p>
+      <w:pPr>
+        <w:pStyle w:val="Normal"/>
+      </w:pPr>
+      <w:r>
+        <w:rPr/>
+        <w:t xml:space="preserve">Teacher prefix and suffix values appear in schedule assignment, logs, and reports. During import, verify names carefully to prevent duplicate teacher identities.</w:t>
+      </w:r>
+    </w:p>
+    <w:p/>
+    <w:p>
+      <w:pPr>
+        <w:pStyle w:val="Normal"/>
+      </w:pPr>
+      <w:r>
+        <w:rPr/>
+        <w:t xml:space="preserve">To consolidate an existing duplicate, open the teacher record that must be kept, select Merge teacher in its edit modal, and select the duplicate record. Review the explicit irreversible confirmation carefully. SATP retains the teacher whose edit modal was opened, transfers the duplicate's Department assignments and associated schedules or ratings, preserves the appropriate teaching Department for each course, and removes the duplicate teacher record.</w:t>
       </w:r>
     </w:p>
     <w:p/>
@@ -3981,7 +3633,411 @@
       </w:pPr>
       <w:r>
         <w:rPr/>
-        <w:t xml:space="preserve">Permissions</w:t>
+        <w:t xml:space="preserve">Common maintenance controls</w:t>
+      </w:r>
+    </w:p>
+    <w:p/>
+    <w:p>
+      <w:pPr>
+        <w:pStyle w:val="Normal"/>
+      </w:pPr>
+      <w:r>
+        <w:rPr/>
+        <w:t xml:space="preserve">Most maintenance pages support the following actions:</w:t>
+      </w:r>
+    </w:p>
+    <w:p/>
+    <w:p>
+      <w:pPr>
+        <w:pStyle w:val="ListParagraph"/>
+      </w:pPr>
+      <w:r>
+        <w:rPr/>
+        <w:t xml:space="preserve">• Search filters the displayed table.</w:t>
+      </w:r>
+    </w:p>
+    <w:p>
+      <w:pPr>
+        <w:pStyle w:val="ListParagraph"/>
+      </w:pPr>
+      <w:r>
+        <w:rPr/>
+        <w:t xml:space="preserve">• Add creates a record.</w:t>
+      </w:r>
+    </w:p>
+    <w:p>
+      <w:pPr>
+        <w:pStyle w:val="ListParagraph"/>
+      </w:pPr>
+      <w:r>
+        <w:rPr/>
+        <w:t xml:space="preserve">• Edit updates a selected record.</w:t>
+      </w:r>
+    </w:p>
+    <w:p>
+      <w:pPr>
+        <w:pStyle w:val="ListParagraph"/>
+      </w:pPr>
+      <w:r>
+        <w:rPr/>
+        <w:t xml:space="preserve">• Show inactive includes inactive records; inactive records are excluded by default.</w:t>
+      </w:r>
+    </w:p>
+    <w:p>
+      <w:pPr>
+        <w:pStyle w:val="ListParagraph"/>
+      </w:pPr>
+      <w:r>
+        <w:rPr/>
+        <w:t xml:space="preserve">• Pagination controls move between result pages.</w:t>
+      </w:r>
+    </w:p>
+    <w:p/>
+    <w:p>
+      <w:pPr>
+        <w:pStyle w:val="Normal"/>
+      </w:pPr>
+      <w:r>
+        <w:rPr/>
+        <w:t xml:space="preserve">Deactivate records that must be retained for history. Only create a replacement record when it represents a genuinely different entity.</w:t>
+      </w:r>
+    </w:p>
+    <w:p/>
+    <w:p>
+      <w:pPr>
+        <w:pStyle w:val="Heading2"/>
+      </w:pPr>
+      <w:r>
+        <w:rPr/>
+        <w:t xml:space="preserve">Add a maintenance record</w:t>
+      </w:r>
+    </w:p>
+    <w:p/>
+    <w:p>
+      <w:pPr>
+        <w:pStyle w:val="ListParagraph"/>
+      </w:pPr>
+      <w:r>
+        <w:rPr/>
+        <w:t xml:space="preserve">1. Open Maintenance and select the required page.</w:t>
+      </w:r>
+    </w:p>
+    <w:p>
+      <w:pPr>
+        <w:pStyle w:val="ListParagraph"/>
+      </w:pPr>
+      <w:r>
+        <w:rPr/>
+        <w:t xml:space="preserve">2. Select the Add or New button above the table.</w:t>
+      </w:r>
+    </w:p>
+    <w:p>
+      <w:pPr>
+        <w:pStyle w:val="ListParagraph"/>
+      </w:pPr>
+      <w:r>
+        <w:rPr/>
+        <w:t xml:space="preserve">3. Complete every required field in the modal.</w:t>
+      </w:r>
+    </w:p>
+    <w:p>
+      <w:pPr>
+        <w:pStyle w:val="ListParagraph"/>
+      </w:pPr>
+      <w:r>
+        <w:rPr/>
+        <w:t xml:space="preserve">4. Set the record to active when it should be immediately available in dropdowns and transactions.</w:t>
+      </w:r>
+    </w:p>
+    <w:p>
+      <w:pPr>
+        <w:pStyle w:val="ListParagraph"/>
+      </w:pPr>
+      <w:r>
+        <w:rPr/>
+        <w:t xml:space="preserve">5. Review spelling, codes, and parent assignments.</w:t>
+      </w:r>
+    </w:p>
+    <w:p>
+      <w:pPr>
+        <w:pStyle w:val="ListParagraph"/>
+      </w:pPr>
+      <w:r>
+        <w:rPr/>
+        <w:t xml:space="preserve">6. Select the modal's save button once.</w:t>
+      </w:r>
+    </w:p>
+    <w:p>
+      <w:pPr>
+        <w:pStyle w:val="ListParagraph"/>
+      </w:pPr>
+      <w:r>
+        <w:rPr/>
+        <w:t xml:space="preserve">7. Wait for the loading indicator to close and verify the success toast.</w:t>
+      </w:r>
+    </w:p>
+    <w:p>
+      <w:pPr>
+        <w:pStyle w:val="ListParagraph"/>
+      </w:pPr>
+      <w:r>
+        <w:rPr/>
+        <w:t xml:space="preserve">8. Search for the new record to confirm it appears in the table.</w:t>
+      </w:r>
+    </w:p>
+    <w:p/>
+    <w:p>
+      <w:pPr>
+        <w:pStyle w:val="Normal"/>
+      </w:pPr>
+      <w:r>
+        <w:rPr/>
+        <w:t xml:space="preserve">If the code or identifying value already exists, edit the existing record instead of creating another one.</w:t>
+      </w:r>
+    </w:p>
+    <w:p/>
+    <w:p>
+      <w:pPr>
+        <w:pStyle w:val="Heading2"/>
+      </w:pPr>
+      <w:r>
+        <w:rPr/>
+        <w:t xml:space="preserve">Edit or change a record's status</w:t>
+      </w:r>
+    </w:p>
+    <w:p/>
+    <w:p>
+      <w:pPr>
+        <w:pStyle w:val="ListParagraph"/>
+      </w:pPr>
+      <w:r>
+        <w:rPr/>
+        <w:t xml:space="preserve">1. Search for the record in the table.</w:t>
+      </w:r>
+    </w:p>
+    <w:p>
+      <w:pPr>
+        <w:pStyle w:val="ListParagraph"/>
+      </w:pPr>
+      <w:r>
+        <w:rPr/>
+        <w:t xml:space="preserve">2. Select its Edit action.</w:t>
+      </w:r>
+    </w:p>
+    <w:p>
+      <w:pPr>
+        <w:pStyle w:val="ListParagraph"/>
+      </w:pPr>
+      <w:r>
+        <w:rPr/>
+        <w:t xml:space="preserve">3. Change only the required fields.</w:t>
+      </w:r>
+    </w:p>
+    <w:p>
+      <w:pPr>
+        <w:pStyle w:val="ListParagraph"/>
+      </w:pPr>
+      <w:r>
+        <w:rPr/>
+        <w:t xml:space="preserve">4. To hide a record from normal use, change its status to inactive instead of renaming it for reuse.</w:t>
+      </w:r>
+    </w:p>
+    <w:p>
+      <w:pPr>
+        <w:pStyle w:val="ListParagraph"/>
+      </w:pPr>
+      <w:r>
+        <w:rPr/>
+        <w:t xml:space="preserve">5. Save the changes and wait for confirmation.</w:t>
+      </w:r>
+    </w:p>
+    <w:p>
+      <w:pPr>
+        <w:pStyle w:val="ListParagraph"/>
+      </w:pPr>
+      <w:r>
+        <w:rPr/>
+        <w:t xml:space="preserve">6. Enable Show inactive when verifying a deactivated record.</w:t>
+      </w:r>
+    </w:p>
+    <w:p/>
+    <w:p>
+      <w:pPr>
+        <w:pStyle w:val="Normal"/>
+      </w:pPr>
+      <w:r>
+        <w:rPr/>
+        <w:t xml:space="preserve">Changes to academic structure can affect later dropdowns, imports, assignments, and reports. Confirm the correct parent School, College, Department, or Program before saving.</w:t>
+      </w:r>
+    </w:p>
+    <w:p/>
+    <w:p>
+      <w:pPr>
+        <w:pStyle w:val="Normal"/>
+      </w:pPr>
+      <w:r>
+        <w:rPr/>
+        <w:t xml:space="preserve">Changing a School's active status cascades to its Colleges, Departments, and Programs only when the School status actually changes. Changing a College's status likewise cascades to its Departments and Programs, while changing a Department's status cascades to linked Programs. Reactivating a parent also reactivates its linked descendants.</w:t>
+      </w:r>
+    </w:p>
+    <w:p/>
+    <w:p>
+      <w:pPr>
+        <w:pStyle w:val="Heading2"/>
+      </w:pPr>
+      <w:r>
+        <w:rPr/>
+        <w:t xml:space="preserve">Import a workbook</w:t>
+      </w:r>
+    </w:p>
+    <w:p/>
+    <w:p>
+      <w:pPr>
+        <w:pStyle w:val="ListParagraph"/>
+      </w:pPr>
+      <w:r>
+        <w:rPr/>
+        <w:t xml:space="preserve">1. Open the required maintenance page.</w:t>
+      </w:r>
+    </w:p>
+    <w:p>
+      <w:pPr>
+        <w:pStyle w:val="ListParagraph"/>
+      </w:pPr>
+      <w:r>
+        <w:rPr/>
+        <w:t xml:space="preserve">2. Select the upload/import action.</w:t>
+      </w:r>
+    </w:p>
+    <w:p>
+      <w:pPr>
+        <w:pStyle w:val="ListParagraph"/>
+      </w:pPr>
+      <w:r>
+        <w:rPr/>
+        <w:t xml:space="preserve">3. Choose the Excel workbook.</w:t>
+      </w:r>
+    </w:p>
+    <w:p>
+      <w:pPr>
+        <w:pStyle w:val="ListParagraph"/>
+      </w:pPr>
+      <w:r>
+        <w:rPr/>
+        <w:t xml:space="preserve">4. Wait while SATP reads and validates the workbook. On Student Course imports, the validation modal displays progress.</w:t>
+      </w:r>
+    </w:p>
+    <w:p>
+      <w:pPr>
+        <w:pStyle w:val="ListParagraph"/>
+      </w:pPr>
+      <w:r>
+        <w:rPr/>
+        <w:t xml:space="preserve">5. Review the import preview:</w:t>
+      </w:r>
+    </w:p>
+    <w:p>
+      <w:pPr>
+        <w:pStyle w:val="Normal"/>
+      </w:pPr>
+      <w:r>
+        <w:rPr/>
+        <w:t xml:space="preserve">   - New/Created means the row will create a record.</w:t>
+      </w:r>
+    </w:p>
+    <w:p>
+      <w:pPr>
+        <w:pStyle w:val="Normal"/>
+      </w:pPr>
+      <w:r>
+        <w:rPr/>
+        <w:t xml:space="preserve">   - Updated means an existing record contains changed data.</w:t>
+      </w:r>
+    </w:p>
+    <w:p>
+      <w:pPr>
+        <w:pStyle w:val="Normal"/>
+      </w:pPr>
+      <w:r>
+        <w:rPr/>
+        <w:t xml:space="preserve">   - Unchanged/Skipped means the row already matches the database.</w:t>
+      </w:r>
+    </w:p>
+    <w:p>
+      <w:pPr>
+        <w:pStyle w:val="Normal"/>
+      </w:pPr>
+      <w:r>
+        <w:rPr/>
+        <w:t xml:space="preserve">   - Error means the row cannot be imported and includes a reason.</w:t>
+      </w:r>
+    </w:p>
+    <w:p>
+      <w:pPr>
+        <w:pStyle w:val="ListParagraph"/>
+      </w:pPr>
+      <w:r>
+        <w:rPr/>
+        <w:t xml:space="preserve">6. Correct errors in the workbook when necessary.</w:t>
+      </w:r>
+    </w:p>
+    <w:p>
+      <w:pPr>
+        <w:pStyle w:val="ListParagraph"/>
+      </w:pPr>
+      <w:r>
+        <w:rPr/>
+        <w:t xml:space="preserve">7. Confirm the import and wait for the completion message.</w:t>
+      </w:r>
+    </w:p>
+    <w:p/>
+    <w:p>
+      <w:pPr>
+        <w:pStyle w:val="Normal"/>
+      </w:pPr>
+      <w:r>
+        <w:rPr/>
+        <w:t xml:space="preserve">Re-uploading an unchanged workbook should not create duplicates or report unchanged rows as updates.</w:t>
+      </w:r>
+    </w:p>
+    <w:p/>
+    <w:p>
+      <w:pPr>
+        <w:pStyle w:val="Heading2"/>
+      </w:pPr>
+      <w:r>
+        <w:rPr/>
+        <w:t xml:space="preserve">Student and admin passwords during import</w:t>
+      </w:r>
+    </w:p>
+    <w:p/>
+    <w:p>
+      <w:pPr>
+        <w:pStyle w:val="Normal"/>
+      </w:pPr>
+      <w:r>
+        <w:rPr/>
+        <w:t xml:space="preserve">New local passwords are securely hashed before storage. A new account may omit its password only when an institutional Google email is supplied. Regular user and student imports preserve every existing password, regardless of whether the workbook password cell is blank or populated. Only the dedicated Update Password import changes existing passwords.</w:t>
+      </w:r>
+    </w:p>
+    <w:p/>
+    <w:p>
+      <w:pPr>
+        <w:pStyle w:val="Heading1"/>
+      </w:pPr>
+      <w:r>
+        <w:rPr/>
+        <w:t xml:space="preserve">8. Users and access</w:t>
+      </w:r>
+    </w:p>
+    <w:p/>
+    <w:p>
+      <w:pPr>
+        <w:pStyle w:val="Heading2"/>
+      </w:pPr>
+      <w:r>
+        <w:rPr/>
+        <w:t xml:space="preserve">Activity log</w:t>
       </w:r>
     </w:p>
     <w:p>
@@ -4033,7 +4089,162 @@
           <w:sz w:val="18"/>
           <w:szCs w:val="18"/>
         </w:rPr>
-        <w:t xml:space="preserve">Figure 22. Permission roles and module access</w:t>
+        <w:t xml:space="preserve">Figure 22. Activity log</w:t>
+      </w:r>
+    </w:p>
+    <w:p/>
+    <w:p>
+      <w:pPr>
+        <w:pStyle w:val="Normal"/>
+      </w:pPr>
+      <w:r>
+        <w:rPr/>
+        <w:t xml:space="preserve">The activity log records important actions such as:</w:t>
+      </w:r>
+    </w:p>
+    <w:p/>
+    <w:p>
+      <w:pPr>
+        <w:pStyle w:val="ListParagraph"/>
+      </w:pPr>
+      <w:r>
+        <w:rPr/>
+        <w:t xml:space="preserve">• Login and logout</w:t>
+      </w:r>
+    </w:p>
+    <w:p>
+      <w:pPr>
+        <w:pStyle w:val="ListParagraph"/>
+      </w:pPr>
+      <w:r>
+        <w:rPr/>
+        <w:t xml:space="preserve">• Account and maintenance changes</w:t>
+      </w:r>
+    </w:p>
+    <w:p>
+      <w:pPr>
+        <w:pStyle w:val="ListParagraph"/>
+      </w:pPr>
+      <w:r>
+        <w:rPr/>
+        <w:t xml:space="preserve">• Student assessment submission</w:t>
+      </w:r>
+    </w:p>
+    <w:p>
+      <w:pPr>
+        <w:pStyle w:val="ListParagraph"/>
+      </w:pPr>
+      <w:r>
+        <w:rPr/>
+        <w:t xml:space="preserve">• Student Course uploads</w:t>
+      </w:r>
+    </w:p>
+    <w:p>
+      <w:pPr>
+        <w:pStyle w:val="ListParagraph"/>
+      </w:pPr>
+      <w:r>
+        <w:rPr/>
+        <w:t xml:space="preserve">• Schedule reassignment</w:t>
+      </w:r>
+    </w:p>
+    <w:p>
+      <w:pPr>
+        <w:pStyle w:val="ListParagraph"/>
+      </w:pPr>
+      <w:r>
+        <w:rPr/>
+        <w:t xml:space="preserve">• Rating-access changes</w:t>
+      </w:r>
+    </w:p>
+    <w:p>
+      <w:pPr>
+        <w:pStyle w:val="ListParagraph"/>
+      </w:pPr>
+      <w:r>
+        <w:rPr/>
+        <w:t xml:space="preserve">• Google login</w:t>
+      </w:r>
+    </w:p>
+    <w:p>
+      <w:pPr>
+        <w:pStyle w:val="ListParagraph"/>
+      </w:pPr>
+      <w:r>
+        <w:rPr/>
+        <w:t xml:space="preserve">• Schedule dissolution and restoration</w:t>
+      </w:r>
+    </w:p>
+    <w:p/>
+    <w:p>
+      <w:pPr>
+        <w:pStyle w:val="Normal"/>
+      </w:pPr>
+      <w:r>
+        <w:rPr/>
+        <w:t xml:space="preserve">Use the displayed filters and search field to locate an event. Logs use student usernames, schedule codes, course codes, and formatted teacher names where applicable.</w:t>
+      </w:r>
+    </w:p>
+    <w:p/>
+    <w:p>
+      <w:pPr>
+        <w:pStyle w:val="Heading2"/>
+      </w:pPr>
+      <w:r>
+        <w:rPr/>
+        <w:t xml:space="preserve">Permissions</w:t>
+      </w:r>
+    </w:p>
+    <w:p>
+      <w:pPr>
+        <w:jc w:val="center"/>
+      </w:pPr>
+      <w:r>
+        <w:drawing>
+          <wp:inline distT="0" distB="0" distL="0" distR="0">
+            <wp:extent cx="5943600" cy="4127500"/>
+            <wp:docPr id="23" name="Screenshot 23"/>
+            <a:graphic xmlns:a="http://schemas.openxmlformats.org/drawingml/2006/main">
+              <a:graphicData uri="http://schemas.openxmlformats.org/drawingml/2006/picture">
+                <pic:pic xmlns:pic="http://schemas.openxmlformats.org/drawingml/2006/picture">
+                  <pic:nvPicPr>
+                    <pic:cNvPr id="23" name="Screenshot 23"/>
+                    <pic:cNvPicPr/>
+                  </pic:nvPicPr>
+                  <pic:blipFill>
+                    <a:blip r:embed="rId23"/>
+                    <a:stretch>
+                      <a:fillRect/>
+                    </a:stretch>
+                  </pic:blipFill>
+                  <pic:spPr>
+                    <a:xfrm>
+                      <a:off x="0" y="0"/>
+                      <a:ext cx="5943600" cy="4127500"/>
+                    </a:xfrm>
+                    <a:prstGeom prst="rect">
+                      <a:avLst/>
+                    </a:prstGeom>
+                  </pic:spPr>
+                </pic:pic>
+              </a:graphicData>
+            </a:graphic>
+          </wp:inline>
+        </w:drawing>
+      </w:r>
+    </w:p>
+    <w:p>
+      <w:pPr>
+        <w:jc w:val="center"/>
+      </w:pPr>
+      <w:r>
+        <w:rPr>
+          <w:i/>
+          <w:color w:val="52665C"/>
+          <w:sz w:val="18"/>
+          <w:szCs w:val="18"/>
+        </w:rPr>
+        <w:t xml:space="preserve">Figure 23. Permission roles and module access</w:t>
       </w:r>
     </w:p>
     <w:p/>
@@ -4090,7 +4301,7 @@
       </w:pPr>
       <w:r>
         <w:rPr/>
-        <w:t xml:space="preserve">The sidebar automatically hides modules that the current role cannot access. For example, a report generator with Transactions and Reports permission only sees those modules.</w:t>
+        <w:t xml:space="preserve">The sidebar automatically hides modules that the current role cannot access. For example, a report generator with Transactions and Reports permission only sees those modules. The current page and its parent module remain highlighted consistently while navigating between pages.</w:t>
       </w:r>
     </w:p>
     <w:p/>

--- a/docs/SATP_USER_MANUAL_FINAL.docx
+++ b/docs/SATP_USER_MANUAL_FINAL.docx
@@ -119,6 +119,25 @@
       </w:pPr>
       <w:r>
         <w:rPr/>
+        <w:t xml:space="preserve">Production SATP website: </w:t>
+      </w:r>
+      <w:hyperlink r:id="rIdSatp" w:history="1">
+        <w:r>
+          <w:rPr>
+            <w:color w:val="0563C1"/>
+            <w:u w:val="single"/>
+          </w:rPr>
+          <w:t>https://satp.ndmu.edu.ph/</w:t>
+        </w:r>
+      </w:hyperlink>
+    </w:p>
+    <w:p/>
+    <w:p>
+      <w:pPr>
+        <w:pStyle w:val="Normal"/>
+      </w:pPr>
+      <w:r>
+        <w:rPr/>
         <w:t xml:space="preserve">The pages shown in the sidebar depend on the signed-in user's permissions. A user only sees modules their assigned role is allowed to access. On every authenticated page, the sidebar expands the active module and highlights the current page.</w:t>
       </w:r>
     </w:p>
@@ -201,7 +220,20 @@
       </w:pPr>
       <w:r>
         <w:rPr/>
-        <w:t xml:space="preserve">1. Open the SATP landing page.</w:t>
+        <w:t xml:space="preserve">1. Open </w:t>
+      </w:r>
+      <w:hyperlink r:id="rIdSatp" w:history="1">
+        <w:r>
+          <w:rPr>
+            <w:color w:val="0563C1"/>
+            <w:u w:val="single"/>
+          </w:rPr>
+          <w:t>https://satp.ndmu.edu.ph/</w:t>
+        </w:r>
+      </w:hyperlink>
+      <w:r>
+        <w:rPr/>
+        <w:t xml:space="preserve">.</w:t>
       </w:r>
     </w:p>
     <w:p>
